--- a/docs/SEPTEO_RESELLER_AGREEMENT_2026-09-14.docx
+++ b/docs/SEPTEO_RESELLER_AGREEMENT_2026-09-14.docx
@@ -6,7 +6,7 @@
       <w:pPr>
         <w:pStyle w:val="berschrift1"/>
       </w:pPr>
-      <w:bookmarkStart w:id="0" w:name="_Toc240369457"/>
+      <w:bookmarkStart w:id="0" w:name="_Toc240373514"/>
       <w:r>
         <w:t>Contents</w:t>
       </w:r>
@@ -80,7 +80,7 @@
         <w:rPr>
           <w:noProof/>
         </w:rPr>
-        <w:instrText xml:space="preserve"> PAGEREF _Toc240369457 \h </w:instrText>
+        <w:instrText xml:space="preserve"> PAGEREF _Toc240373514 \h </w:instrText>
       </w:r>
       <w:r>
         <w:rPr>
@@ -142,7 +142,7 @@
         <w:rPr>
           <w:noProof/>
         </w:rPr>
-        <w:instrText xml:space="preserve"> PAGEREF _Toc240369458 \h </w:instrText>
+        <w:instrText xml:space="preserve"> PAGEREF _Toc240373515 \h </w:instrText>
       </w:r>
       <w:r>
         <w:rPr>
@@ -204,7 +204,7 @@
         <w:rPr>
           <w:noProof/>
         </w:rPr>
-        <w:instrText xml:space="preserve"> PAGEREF _Toc240369459 \h </w:instrText>
+        <w:instrText xml:space="preserve"> PAGEREF _Toc240373516 \h </w:instrText>
       </w:r>
       <w:r>
         <w:rPr>
@@ -266,7 +266,7 @@
         <w:rPr>
           <w:noProof/>
         </w:rPr>
-        <w:instrText xml:space="preserve"> PAGEREF _Toc240369460 \h </w:instrText>
+        <w:instrText xml:space="preserve"> PAGEREF _Toc240373517 \h </w:instrText>
       </w:r>
       <w:r>
         <w:rPr>
@@ -328,7 +328,7 @@
         <w:rPr>
           <w:noProof/>
         </w:rPr>
-        <w:instrText xml:space="preserve"> PAGEREF _Toc240369461 \h </w:instrText>
+        <w:instrText xml:space="preserve"> PAGEREF _Toc240373518 \h </w:instrText>
       </w:r>
       <w:r>
         <w:rPr>
@@ -390,7 +390,7 @@
         <w:rPr>
           <w:noProof/>
         </w:rPr>
-        <w:instrText xml:space="preserve"> PAGEREF _Toc240369462 \h </w:instrText>
+        <w:instrText xml:space="preserve"> PAGEREF _Toc240373519 \h </w:instrText>
       </w:r>
       <w:r>
         <w:rPr>
@@ -452,7 +452,7 @@
         <w:rPr>
           <w:noProof/>
         </w:rPr>
-        <w:instrText xml:space="preserve"> PAGEREF _Toc240369463 \h </w:instrText>
+        <w:instrText xml:space="preserve"> PAGEREF _Toc240373520 \h </w:instrText>
       </w:r>
       <w:r>
         <w:rPr>
@@ -514,7 +514,7 @@
         <w:rPr>
           <w:noProof/>
         </w:rPr>
-        <w:instrText xml:space="preserve"> PAGEREF _Toc240369464 \h </w:instrText>
+        <w:instrText xml:space="preserve"> PAGEREF _Toc240373521 \h </w:instrText>
       </w:r>
       <w:r>
         <w:rPr>
@@ -576,7 +576,7 @@
         <w:rPr>
           <w:noProof/>
         </w:rPr>
-        <w:instrText xml:space="preserve"> PAGEREF _Toc240369465 \h </w:instrText>
+        <w:instrText xml:space="preserve"> PAGEREF _Toc240373522 \h </w:instrText>
       </w:r>
       <w:r>
         <w:rPr>
@@ -638,7 +638,7 @@
         <w:rPr>
           <w:noProof/>
         </w:rPr>
-        <w:instrText xml:space="preserve"> PAGEREF _Toc240369466 \h </w:instrText>
+        <w:instrText xml:space="preserve"> PAGEREF _Toc240373523 \h </w:instrText>
       </w:r>
       <w:r>
         <w:rPr>
@@ -700,7 +700,7 @@
         <w:rPr>
           <w:noProof/>
         </w:rPr>
-        <w:instrText xml:space="preserve"> PAGEREF _Toc240369467 \h </w:instrText>
+        <w:instrText xml:space="preserve"> PAGEREF _Toc240373524 \h </w:instrText>
       </w:r>
       <w:r>
         <w:rPr>
@@ -762,7 +762,7 @@
         <w:rPr>
           <w:noProof/>
         </w:rPr>
-        <w:instrText xml:space="preserve"> PAGEREF _Toc240369468 \h </w:instrText>
+        <w:instrText xml:space="preserve"> PAGEREF _Toc240373525 \h </w:instrText>
       </w:r>
       <w:r>
         <w:rPr>
@@ -824,7 +824,7 @@
         <w:rPr>
           <w:noProof/>
         </w:rPr>
-        <w:instrText xml:space="preserve"> PAGEREF _Toc240369469 \h </w:instrText>
+        <w:instrText xml:space="preserve"> PAGEREF _Toc240373526 \h </w:instrText>
       </w:r>
       <w:r>
         <w:rPr>
@@ -886,7 +886,7 @@
         <w:rPr>
           <w:noProof/>
         </w:rPr>
-        <w:instrText xml:space="preserve"> PAGEREF _Toc240369470 \h </w:instrText>
+        <w:instrText xml:space="preserve"> PAGEREF _Toc240373527 \h </w:instrText>
       </w:r>
       <w:r>
         <w:rPr>
@@ -948,7 +948,7 @@
         <w:rPr>
           <w:noProof/>
         </w:rPr>
-        <w:instrText xml:space="preserve"> PAGEREF _Toc240369471 \h </w:instrText>
+        <w:instrText xml:space="preserve"> PAGEREF _Toc240373528 \h </w:instrText>
       </w:r>
       <w:r>
         <w:rPr>
@@ -1010,7 +1010,7 @@
         <w:rPr>
           <w:noProof/>
         </w:rPr>
-        <w:instrText xml:space="preserve"> PAGEREF _Toc240369472 \h </w:instrText>
+        <w:instrText xml:space="preserve"> PAGEREF _Toc240373529 \h </w:instrText>
       </w:r>
       <w:r>
         <w:rPr>
@@ -1072,7 +1072,7 @@
         <w:rPr>
           <w:noProof/>
         </w:rPr>
-        <w:instrText xml:space="preserve"> PAGEREF _Toc240369473 \h </w:instrText>
+        <w:instrText xml:space="preserve"> PAGEREF _Toc240373530 \h </w:instrText>
       </w:r>
       <w:r>
         <w:rPr>
@@ -1134,7 +1134,7 @@
         <w:rPr>
           <w:noProof/>
         </w:rPr>
-        <w:instrText xml:space="preserve"> PAGEREF _Toc240369474 \h </w:instrText>
+        <w:instrText xml:space="preserve"> PAGEREF _Toc240373531 \h </w:instrText>
       </w:r>
       <w:r>
         <w:rPr>
@@ -1196,7 +1196,7 @@
         <w:rPr>
           <w:noProof/>
         </w:rPr>
-        <w:instrText xml:space="preserve"> PAGEREF _Toc240369475 \h </w:instrText>
+        <w:instrText xml:space="preserve"> PAGEREF _Toc240373532 \h </w:instrText>
       </w:r>
       <w:r>
         <w:rPr>
@@ -1258,7 +1258,7 @@
         <w:rPr>
           <w:noProof/>
         </w:rPr>
-        <w:instrText xml:space="preserve"> PAGEREF _Toc240369476 \h </w:instrText>
+        <w:instrText xml:space="preserve"> PAGEREF _Toc240373533 \h </w:instrText>
       </w:r>
       <w:r>
         <w:rPr>
@@ -1320,7 +1320,7 @@
         <w:rPr>
           <w:noProof/>
         </w:rPr>
-        <w:instrText xml:space="preserve"> PAGEREF _Toc240369477 \h </w:instrText>
+        <w:instrText xml:space="preserve"> PAGEREF _Toc240373534 \h </w:instrText>
       </w:r>
       <w:r>
         <w:rPr>
@@ -1382,7 +1382,7 @@
         <w:rPr>
           <w:noProof/>
         </w:rPr>
-        <w:instrText xml:space="preserve"> PAGEREF _Toc240369478 \h </w:instrText>
+        <w:instrText xml:space="preserve"> PAGEREF _Toc240373535 \h </w:instrText>
       </w:r>
       <w:r>
         <w:rPr>
@@ -1444,7 +1444,7 @@
         <w:rPr>
           <w:noProof/>
         </w:rPr>
-        <w:instrText xml:space="preserve"> PAGEREF _Toc240369479 \h </w:instrText>
+        <w:instrText xml:space="preserve"> PAGEREF _Toc240373536 \h </w:instrText>
       </w:r>
       <w:r>
         <w:rPr>
@@ -1506,7 +1506,7 @@
         <w:rPr>
           <w:noProof/>
         </w:rPr>
-        <w:instrText xml:space="preserve"> PAGEREF _Toc240369480 \h </w:instrText>
+        <w:instrText xml:space="preserve"> PAGEREF _Toc240373537 \h </w:instrText>
       </w:r>
       <w:r>
         <w:rPr>
@@ -1568,7 +1568,7 @@
         <w:rPr>
           <w:noProof/>
         </w:rPr>
-        <w:instrText xml:space="preserve"> PAGEREF _Toc240369481 \h </w:instrText>
+        <w:instrText xml:space="preserve"> PAGEREF _Toc240373538 \h </w:instrText>
       </w:r>
       <w:r>
         <w:rPr>
@@ -1630,7 +1630,7 @@
         <w:rPr>
           <w:noProof/>
         </w:rPr>
-        <w:instrText xml:space="preserve"> PAGEREF _Toc240369482 \h </w:instrText>
+        <w:instrText xml:space="preserve"> PAGEREF _Toc240373539 \h </w:instrText>
       </w:r>
       <w:r>
         <w:rPr>
@@ -1692,7 +1692,7 @@
         <w:rPr>
           <w:noProof/>
         </w:rPr>
-        <w:instrText xml:space="preserve"> PAGEREF _Toc240369483 \h </w:instrText>
+        <w:instrText xml:space="preserve"> PAGEREF _Toc240373540 \h </w:instrText>
       </w:r>
       <w:r>
         <w:rPr>
@@ -1754,7 +1754,7 @@
         <w:rPr>
           <w:noProof/>
         </w:rPr>
-        <w:instrText xml:space="preserve"> PAGEREF _Toc240369484 \h </w:instrText>
+        <w:instrText xml:space="preserve"> PAGEREF _Toc240373541 \h </w:instrText>
       </w:r>
       <w:r>
         <w:rPr>
@@ -1816,7 +1816,7 @@
         <w:rPr>
           <w:noProof/>
         </w:rPr>
-        <w:instrText xml:space="preserve"> PAGEREF _Toc240369485 \h </w:instrText>
+        <w:instrText xml:space="preserve"> PAGEREF _Toc240373542 \h </w:instrText>
       </w:r>
       <w:r>
         <w:rPr>
@@ -1878,7 +1878,7 @@
         <w:rPr>
           <w:noProof/>
         </w:rPr>
-        <w:instrText xml:space="preserve"> PAGEREF _Toc240369486 \h </w:instrText>
+        <w:instrText xml:space="preserve"> PAGEREF _Toc240373543 \h </w:instrText>
       </w:r>
       <w:r>
         <w:rPr>
@@ -1940,7 +1940,7 @@
         <w:rPr>
           <w:noProof/>
         </w:rPr>
-        <w:instrText xml:space="preserve"> PAGEREF _Toc240369487 \h </w:instrText>
+        <w:instrText xml:space="preserve"> PAGEREF _Toc240373544 \h </w:instrText>
       </w:r>
       <w:r>
         <w:rPr>
@@ -2002,7 +2002,7 @@
         <w:rPr>
           <w:noProof/>
         </w:rPr>
-        <w:instrText xml:space="preserve"> PAGEREF _Toc240369488 \h </w:instrText>
+        <w:instrText xml:space="preserve"> PAGEREF _Toc240373545 \h </w:instrText>
       </w:r>
       <w:r>
         <w:rPr>
@@ -2064,7 +2064,7 @@
         <w:rPr>
           <w:noProof/>
         </w:rPr>
-        <w:instrText xml:space="preserve"> PAGEREF _Toc240369489 \h </w:instrText>
+        <w:instrText xml:space="preserve"> PAGEREF _Toc240373546 \h </w:instrText>
       </w:r>
       <w:r>
         <w:rPr>
@@ -2126,7 +2126,7 @@
         <w:rPr>
           <w:noProof/>
         </w:rPr>
-        <w:instrText xml:space="preserve"> PAGEREF _Toc240369490 \h </w:instrText>
+        <w:instrText xml:space="preserve"> PAGEREF _Toc240373547 \h </w:instrText>
       </w:r>
       <w:r>
         <w:rPr>
@@ -2188,7 +2188,7 @@
         <w:rPr>
           <w:noProof/>
         </w:rPr>
-        <w:instrText xml:space="preserve"> PAGEREF _Toc240369491 \h </w:instrText>
+        <w:instrText xml:space="preserve"> PAGEREF _Toc240373548 \h </w:instrText>
       </w:r>
       <w:r>
         <w:rPr>
@@ -2250,7 +2250,7 @@
         <w:rPr>
           <w:noProof/>
         </w:rPr>
-        <w:instrText xml:space="preserve"> PAGEREF _Toc240369492 \h </w:instrText>
+        <w:instrText xml:space="preserve"> PAGEREF _Toc240373549 \h </w:instrText>
       </w:r>
       <w:r>
         <w:rPr>
@@ -2312,7 +2312,7 @@
         <w:rPr>
           <w:noProof/>
         </w:rPr>
-        <w:instrText xml:space="preserve"> PAGEREF _Toc240369493 \h </w:instrText>
+        <w:instrText xml:space="preserve"> PAGEREF _Toc240373550 \h </w:instrText>
       </w:r>
       <w:r>
         <w:rPr>
@@ -2375,7 +2375,7 @@
         <w:rPr>
           <w:noProof/>
         </w:rPr>
-        <w:instrText xml:space="preserve"> PAGEREF _Toc240369494 \h </w:instrText>
+        <w:instrText xml:space="preserve"> PAGEREF _Toc240373551 \h </w:instrText>
       </w:r>
       <w:r>
         <w:rPr>
@@ -2437,7 +2437,7 @@
         <w:rPr>
           <w:noProof/>
         </w:rPr>
-        <w:instrText xml:space="preserve"> PAGEREF _Toc240369495 \h </w:instrText>
+        <w:instrText xml:space="preserve"> PAGEREF _Toc240373552 \h </w:instrText>
       </w:r>
       <w:r>
         <w:rPr>
@@ -2499,7 +2499,7 @@
         <w:rPr>
           <w:noProof/>
         </w:rPr>
-        <w:instrText xml:space="preserve"> PAGEREF _Toc240369496 \h </w:instrText>
+        <w:instrText xml:space="preserve"> PAGEREF _Toc240373553 \h </w:instrText>
       </w:r>
       <w:r>
         <w:rPr>
@@ -2561,7 +2561,7 @@
         <w:rPr>
           <w:noProof/>
         </w:rPr>
-        <w:instrText xml:space="preserve"> PAGEREF _Toc240369497 \h </w:instrText>
+        <w:instrText xml:space="preserve"> PAGEREF _Toc240373554 \h </w:instrText>
       </w:r>
       <w:r>
         <w:rPr>
@@ -2623,7 +2623,7 @@
         <w:rPr>
           <w:noProof/>
         </w:rPr>
-        <w:instrText xml:space="preserve"> PAGEREF _Toc240369498 \h </w:instrText>
+        <w:instrText xml:space="preserve"> PAGEREF _Toc240373555 \h </w:instrText>
       </w:r>
       <w:r>
         <w:rPr>
@@ -2685,7 +2685,7 @@
         <w:rPr>
           <w:noProof/>
         </w:rPr>
-        <w:instrText xml:space="preserve"> PAGEREF _Toc240369499 \h </w:instrText>
+        <w:instrText xml:space="preserve"> PAGEREF _Toc240373556 \h </w:instrText>
       </w:r>
       <w:r>
         <w:rPr>
@@ -2747,7 +2747,7 @@
         <w:rPr>
           <w:noProof/>
         </w:rPr>
-        <w:instrText xml:space="preserve"> PAGEREF _Toc240369500 \h </w:instrText>
+        <w:instrText xml:space="preserve"> PAGEREF _Toc240373557 \h </w:instrText>
       </w:r>
       <w:r>
         <w:rPr>
@@ -2798,7 +2798,7 @@
         </w:rPr>
         <w:fldChar w:fldCharType="end"/>
       </w:r>
-      <w:bookmarkStart w:id="1" w:name="_Toc240369458"/>
+      <w:bookmarkStart w:id="1" w:name="_Toc240373515"/>
     </w:p>
     <w:bookmarkEnd w:id="1"/>
     <w:p>
@@ -3147,7 +3147,7 @@
           <w:rFonts w:eastAsia="Times New Roman"/>
         </w:rPr>
       </w:pPr>
-      <w:bookmarkStart w:id="2" w:name="_Toc240369459"/>
+      <w:bookmarkStart w:id="2" w:name="_Toc240373516"/>
       <w:r>
         <w:rPr>
           <w:rFonts w:eastAsia="Times New Roman"/>
@@ -3492,7 +3492,7 @@
           <w:rFonts w:eastAsia="Times New Roman"/>
         </w:rPr>
       </w:pPr>
-      <w:bookmarkStart w:id="3" w:name="_Toc240369460"/>
+      <w:bookmarkStart w:id="3" w:name="_Toc240373517"/>
       <w:r>
         <w:rPr>
           <w:rFonts w:eastAsia="Times New Roman"/>
@@ -3551,7 +3551,6 @@
           <w:sz w:val="21"/>
           <w:szCs w:val="21"/>
         </w:rPr>
-        <w:lastRenderedPageBreak/>
         <w:t>Founders1 provides the service described in Annex 1. STP resells it in its own name and for its own account.</w:t>
       </w:r>
     </w:p>
@@ -3668,7 +3667,7 @@
           <w:rFonts w:eastAsia="Times New Roman"/>
         </w:rPr>
       </w:pPr>
-      <w:bookmarkStart w:id="4" w:name="_Toc240369461"/>
+      <w:bookmarkStart w:id="4" w:name="_Toc240373518"/>
       <w:r>
         <w:rPr>
           <w:rFonts w:eastAsia="Times New Roman"/>
@@ -4168,7 +4167,7 @@
           <w:rFonts w:eastAsia="Times New Roman"/>
         </w:rPr>
       </w:pPr>
-      <w:bookmarkStart w:id="5" w:name="_Toc240369462"/>
+      <w:bookmarkStart w:id="5" w:name="_Toc240373519"/>
       <w:r>
         <w:rPr>
           <w:rFonts w:eastAsia="Times New Roman"/>
@@ -4371,7 +4370,6 @@
           <w:sz w:val="21"/>
           <w:szCs w:val="21"/>
         </w:rPr>
-        <w:lastRenderedPageBreak/>
         <w:t>STP is liable for the acts and omissions of Permitted Affiliates under this Agreement as for its own.</w:t>
       </w:r>
     </w:p>
@@ -4425,6 +4423,7 @@
           <w:sz w:val="21"/>
           <w:szCs w:val="21"/>
         </w:rPr>
+        <w:lastRenderedPageBreak/>
         <w:t>An entity leaving the Septeo Group ceases to be a Permitted Affiliate at that point. Clause 3.5 remains unaffected for Documents already delivered.</w:t>
       </w:r>
     </w:p>
@@ -4435,7 +4434,7 @@
           <w:rFonts w:eastAsia="Times New Roman"/>
         </w:rPr>
       </w:pPr>
-      <w:bookmarkStart w:id="6" w:name="_Toc240369463"/>
+      <w:bookmarkStart w:id="6" w:name="_Toc240373520"/>
       <w:r>
         <w:rPr>
           <w:rFonts w:eastAsia="Times New Roman"/>
@@ -4844,7 +4843,7 @@
           <w:rFonts w:eastAsia="Times New Roman"/>
         </w:rPr>
       </w:pPr>
-      <w:bookmarkStart w:id="7" w:name="_Toc240369464"/>
+      <w:bookmarkStart w:id="7" w:name="_Toc240373521"/>
       <w:r>
         <w:rPr>
           <w:rFonts w:eastAsia="Times New Roman"/>
@@ -5183,7 +5182,26 @@
           <w:sz w:val="21"/>
           <w:szCs w:val="21"/>
         </w:rPr>
-        <w:t xml:space="preserve">STP may notify Founders1 in text form of named End Clients. For each End Client so notified, Founders1 will not solicit that End Client for services of the kind covered by this Agreement </w:t>
+        <w:t xml:space="preserve">STP may notify Founders1 in text form of named End Clients. For each End Client so notified, Founders1 will not solicit that End Client for services of the kind covered by this Agreement during the term and for </w:t>
+      </w:r>
+      <w:r>
+        <w:rPr>
+          <w:rStyle w:val="Fett"/>
+          <w:rFonts w:ascii="Calibri" w:eastAsia="Times New Roman" w:hAnsi="Calibri" w:cs="Calibri"/>
+          <w:color w:val="222233"/>
+          <w:sz w:val="21"/>
+          <w:szCs w:val="21"/>
+        </w:rPr>
+        <w:t>12 months</w:t>
+      </w:r>
+      <w:r>
+        <w:rPr>
+          <w:rFonts w:ascii="Calibri" w:eastAsia="Times New Roman" w:hAnsi="Calibri" w:cs="Calibri"/>
+          <w:color w:val="222233"/>
+          <w:sz w:val="21"/>
+          <w:szCs w:val="21"/>
+        </w:rPr>
+        <w:t xml:space="preserve"> thereafter. STP may add to or amend the list at any time, </w:t>
       </w:r>
       <w:r>
         <w:rPr>
@@ -5193,26 +5211,7 @@
           <w:szCs w:val="21"/>
         </w:rPr>
         <w:lastRenderedPageBreak/>
-        <w:t xml:space="preserve">during the term and for </w:t>
-      </w:r>
-      <w:r>
-        <w:rPr>
-          <w:rStyle w:val="Fett"/>
-          <w:rFonts w:ascii="Calibri" w:eastAsia="Times New Roman" w:hAnsi="Calibri" w:cs="Calibri"/>
-          <w:color w:val="222233"/>
-          <w:sz w:val="21"/>
-          <w:szCs w:val="21"/>
-        </w:rPr>
-        <w:t>12 months</w:t>
-      </w:r>
-      <w:r>
-        <w:rPr>
-          <w:rFonts w:ascii="Calibri" w:eastAsia="Times New Roman" w:hAnsi="Calibri" w:cs="Calibri"/>
-          <w:color w:val="222233"/>
-          <w:sz w:val="21"/>
-          <w:szCs w:val="21"/>
-        </w:rPr>
-        <w:t xml:space="preserve"> thereafter. STP may add to or amend the list at any time, and it takes effect on receipt. Founders1's relationships existing at the date of notification, and clause 3.6, remain unaffected.</w:t>
+        <w:t>and it takes effect on receipt. Founders1's relationships existing at the date of notification, and clause 3.6, remain unaffected.</w:t>
       </w:r>
     </w:p>
     <w:p>
@@ -5275,7 +5274,7 @@
           <w:rFonts w:eastAsia="Times New Roman"/>
         </w:rPr>
       </w:pPr>
-      <w:bookmarkStart w:id="8" w:name="_Toc240369465"/>
+      <w:bookmarkStart w:id="8" w:name="_Toc240373522"/>
       <w:r>
         <w:rPr>
           <w:rFonts w:eastAsia="Times New Roman"/>
@@ -5406,7 +5405,7 @@
           <w:sz w:val="21"/>
           <w:szCs w:val="21"/>
         </w:rPr>
-        <w:t>No fixed turnaround time is owed where a jurisdiction is served by a manual registry route. Expected ranges per jurisdiction are stated in Annex 2a. Founders1 notifies STP where a Case materially exceeds the stated range.</w:t>
+        <w:t>No fixed turnaround time is owed where a jurisdiction is served by a manual registry route. Expected ranges per jurisdiction are stated in Annex 2.3. Founders1 notifies STP where a Case materially exceeds the stated range.</w:t>
       </w:r>
     </w:p>
     <w:p>
@@ -5541,7 +5540,7 @@
           <w:rFonts w:eastAsia="Times New Roman"/>
         </w:rPr>
       </w:pPr>
-      <w:bookmarkStart w:id="9" w:name="_Toc240369466"/>
+      <w:bookmarkStart w:id="9" w:name="_Toc240373523"/>
       <w:r>
         <w:rPr>
           <w:rFonts w:eastAsia="Times New Roman"/>
@@ -6070,7 +6069,6 @@
           <w:sz w:val="21"/>
           <w:szCs w:val="21"/>
         </w:rPr>
-        <w:lastRenderedPageBreak/>
         <w:t>Cost changes.</w:t>
       </w:r>
       <w:r>
@@ -6089,7 +6087,7 @@
           <w:sz w:val="21"/>
           <w:szCs w:val="21"/>
         </w:rPr>
-        <w:t xml:space="preserve">The procurement costs in Annex 2a are fixed for </w:t>
+        <w:t xml:space="preserve">The procurement costs in Annex 2.1 are fixed for </w:t>
       </w:r>
       <w:r>
         <w:rPr>
@@ -6199,7 +6197,7 @@
           <w:rFonts w:eastAsia="Times New Roman"/>
         </w:rPr>
       </w:pPr>
-      <w:bookmarkStart w:id="10" w:name="_Toc240369467"/>
+      <w:bookmarkStart w:id="10" w:name="_Toc240373524"/>
       <w:r>
         <w:rPr>
           <w:rFonts w:eastAsia="Times New Roman"/>
@@ -6662,12 +6660,11 @@
           <w:rFonts w:eastAsia="Times New Roman"/>
         </w:rPr>
       </w:pPr>
-      <w:bookmarkStart w:id="11" w:name="_Toc240369468"/>
+      <w:bookmarkStart w:id="11" w:name="_Toc240373525"/>
       <w:r>
         <w:rPr>
           <w:rFonts w:eastAsia="Times New Roman"/>
         </w:rPr>
-        <w:lastRenderedPageBreak/>
         <w:t>10 Data protection</w:t>
       </w:r>
       <w:bookmarkEnd w:id="11"/>
@@ -6910,7 +6907,7 @@
           <w:rFonts w:eastAsia="Times New Roman"/>
         </w:rPr>
       </w:pPr>
-      <w:bookmarkStart w:id="12" w:name="_Toc240369469"/>
+      <w:bookmarkStart w:id="12" w:name="_Toc240373526"/>
       <w:r>
         <w:rPr>
           <w:rFonts w:eastAsia="Times New Roman"/>
@@ -6997,7 +6994,7 @@
           <w:sz w:val="21"/>
           <w:szCs w:val="21"/>
         </w:rPr>
-        <w:t>thereafter. The procurement costs in Annex 2a, and the information covered by clause 6.1, are confidential.</w:t>
+        <w:t>thereafter. The procurement costs in Annex 2.1, and the information covered by clause 6.1, are confidential.</w:t>
       </w:r>
     </w:p>
     <w:p>
@@ -7060,7 +7057,7 @@
           <w:rFonts w:eastAsia="Times New Roman"/>
         </w:rPr>
       </w:pPr>
-      <w:bookmarkStart w:id="13" w:name="_Toc240369470"/>
+      <w:bookmarkStart w:id="13" w:name="_Toc240373527"/>
       <w:r>
         <w:rPr>
           <w:rFonts w:eastAsia="Times New Roman"/>
@@ -7363,7 +7360,7 @@
           <w:rFonts w:eastAsia="Times New Roman"/>
         </w:rPr>
       </w:pPr>
-      <w:bookmarkStart w:id="14" w:name="_Toc240369471"/>
+      <w:bookmarkStart w:id="14" w:name="_Toc240373528"/>
       <w:r>
         <w:rPr>
           <w:rFonts w:eastAsia="Times New Roman"/>
@@ -7422,7 +7419,6 @@
           <w:sz w:val="21"/>
           <w:szCs w:val="21"/>
         </w:rPr>
-        <w:lastRenderedPageBreak/>
         <w:t>Founders1 is liable without limitation for intent and gross negligence, for injury to life, body or health, under the Produkthaftungsgesetz, for guarantees given, and for fraudulently concealed defects.</w:t>
       </w:r>
     </w:p>
@@ -7558,7 +7554,7 @@
           <w:rFonts w:eastAsia="Times New Roman"/>
         </w:rPr>
       </w:pPr>
-      <w:bookmarkStart w:id="15" w:name="_Toc240369472"/>
+      <w:bookmarkStart w:id="15" w:name="_Toc240373529"/>
       <w:r>
         <w:rPr>
           <w:rFonts w:eastAsia="Times New Roman"/>
@@ -7895,7 +7891,7 @@
           <w:rFonts w:eastAsia="Times New Roman"/>
         </w:rPr>
       </w:pPr>
-      <w:bookmarkStart w:id="16" w:name="_Toc240369473"/>
+      <w:bookmarkStart w:id="16" w:name="_Toc240373530"/>
       <w:r>
         <w:rPr>
           <w:rFonts w:eastAsia="Times New Roman"/>
@@ -7980,45 +7976,6 @@
           <w:szCs w:val="21"/>
         </w:rPr>
         <w:t>Jurisdictions, procurement costs, surcharges, turnaround and end-client rights</w:t>
-      </w:r>
-    </w:p>
-    <w:p>
-      <w:pPr>
-        <w:rPr>
-          <w:rFonts w:ascii="Calibri" w:eastAsia="Times New Roman" w:hAnsi="Calibri" w:cs="Calibri"/>
-          <w:color w:val="222233"/>
-          <w:sz w:val="21"/>
-          <w:szCs w:val="21"/>
-        </w:rPr>
-      </w:pPr>
-      <w:r>
-        <w:rPr>
-          <w:rFonts w:ascii="Calibri" w:eastAsia="Times New Roman" w:hAnsi="Calibri" w:cs="Calibri"/>
-          <w:color w:val="222233"/>
-          <w:sz w:val="21"/>
-          <w:szCs w:val="21"/>
-        </w:rPr>
-        <w:t>Annex 2a</w:t>
-      </w:r>
-    </w:p>
-    <w:p>
-      <w:pPr>
-        <w:ind w:left="720"/>
-        <w:rPr>
-          <w:rFonts w:ascii="Calibri" w:eastAsia="Times New Roman" w:hAnsi="Calibri" w:cs="Calibri"/>
-          <w:color w:val="222233"/>
-          <w:sz w:val="21"/>
-          <w:szCs w:val="21"/>
-        </w:rPr>
-      </w:pPr>
-      <w:r>
-        <w:rPr>
-          <w:rFonts w:ascii="Calibri" w:eastAsia="Times New Roman" w:hAnsi="Calibri" w:cs="Calibri"/>
-          <w:color w:val="222233"/>
-          <w:sz w:val="21"/>
-          <w:szCs w:val="21"/>
-        </w:rPr>
-        <w:t>Price list — procurement costs per case; incorporated, dated at signature, amended only under clause 8.6, confidential under clause 11</w:t>
       </w:r>
     </w:p>
     <w:p>
@@ -8251,7 +8208,6 @@
           <w:sz w:val="21"/>
           <w:szCs w:val="21"/>
         </w:rPr>
-        <w:lastRenderedPageBreak/>
         <w:t>Neither party may assign this Agreement without the other's consent, which will not be unreasonably withheld. Consent is not required for an assignment to an Affiliate. For an assignment to a successor in the business concerned, consent may be withheld where the successor is a competitor of the other party in the services covered by this Agreement.</w:t>
       </w:r>
     </w:p>
@@ -8607,7 +8563,7 @@
           <w:sz w:val="21"/>
           <w:szCs w:val="21"/>
         </w:rPr>
-        <w:t>Annex 2a</w:t>
+        <w:t>Annex 3</w:t>
       </w:r>
     </w:p>
     <w:p>
@@ -8627,26 +8583,26 @@
           <w:sz w:val="21"/>
           <w:szCs w:val="21"/>
         </w:rPr>
-        <w:t>Price list — procurement costs per case; incorporated, dated at signature, amended only under clause 8.6, confidential under clause 11</w:t>
-      </w:r>
-    </w:p>
-    <w:p>
-      <w:pPr>
-        <w:rPr>
-          <w:rFonts w:ascii="Calibri" w:eastAsia="Times New Roman" w:hAnsi="Calibri" w:cs="Calibri"/>
-          <w:color w:val="222233"/>
-          <w:sz w:val="21"/>
-          <w:szCs w:val="21"/>
-        </w:rPr>
-      </w:pPr>
-      <w:r>
-        <w:rPr>
-          <w:rFonts w:ascii="Calibri" w:eastAsia="Times New Roman" w:hAnsi="Calibri" w:cs="Calibri"/>
-          <w:color w:val="222233"/>
-          <w:sz w:val="21"/>
-          <w:szCs w:val="21"/>
-        </w:rPr>
-        <w:t>Annex 3</w:t>
+        <w:t>Data protection arrangement between independent controllers</w:t>
+      </w:r>
+    </w:p>
+    <w:p>
+      <w:pPr>
+        <w:rPr>
+          <w:rFonts w:ascii="Calibri" w:eastAsia="Times New Roman" w:hAnsi="Calibri" w:cs="Calibri"/>
+          <w:color w:val="222233"/>
+          <w:sz w:val="21"/>
+          <w:szCs w:val="21"/>
+        </w:rPr>
+      </w:pPr>
+      <w:r>
+        <w:rPr>
+          <w:rFonts w:ascii="Calibri" w:eastAsia="Times New Roman" w:hAnsi="Calibri" w:cs="Calibri"/>
+          <w:color w:val="222233"/>
+          <w:sz w:val="21"/>
+          <w:szCs w:val="21"/>
+        </w:rPr>
+        <w:t>Annex 4</w:t>
       </w:r>
     </w:p>
     <w:p>
@@ -8666,26 +8622,36 @@
           <w:sz w:val="21"/>
           <w:szCs w:val="21"/>
         </w:rPr>
-        <w:t>Data protection arrangement between independent controllers</w:t>
-      </w:r>
-    </w:p>
-    <w:p>
-      <w:pPr>
-        <w:rPr>
-          <w:rFonts w:ascii="Calibri" w:eastAsia="Times New Roman" w:hAnsi="Calibri" w:cs="Calibri"/>
-          <w:color w:val="222233"/>
-          <w:sz w:val="21"/>
-          <w:szCs w:val="21"/>
-        </w:rPr>
-      </w:pPr>
-      <w:r>
-        <w:rPr>
-          <w:rFonts w:ascii="Calibri" w:eastAsia="Times New Roman" w:hAnsi="Calibri" w:cs="Calibri"/>
-          <w:color w:val="222233"/>
-          <w:sz w:val="21"/>
-          <w:szCs w:val="21"/>
-        </w:rPr>
-        <w:t>Annex 4</w:t>
+        <w:t xml:space="preserve">Permitted Affiliates </w:t>
+      </w:r>
+      <w:r>
+        <w:rPr>
+          <w:rStyle w:val="status"/>
+          <w:rFonts w:ascii="Calibri" w:eastAsia="Times New Roman" w:hAnsi="Calibri" w:cs="Calibri"/>
+          <w:color w:val="222233"/>
+          <w:sz w:val="21"/>
+          <w:szCs w:val="21"/>
+        </w:rPr>
+        <w:t>— empty at signature</w:t>
+      </w:r>
+    </w:p>
+    <w:p>
+      <w:pPr>
+        <w:rPr>
+          <w:rFonts w:ascii="Calibri" w:eastAsia="Times New Roman" w:hAnsi="Calibri" w:cs="Calibri"/>
+          <w:color w:val="222233"/>
+          <w:sz w:val="21"/>
+          <w:szCs w:val="21"/>
+        </w:rPr>
+      </w:pPr>
+      <w:r>
+        <w:rPr>
+          <w:rFonts w:ascii="Calibri" w:eastAsia="Times New Roman" w:hAnsi="Calibri" w:cs="Calibri"/>
+          <w:color w:val="222233"/>
+          <w:sz w:val="21"/>
+          <w:szCs w:val="21"/>
+        </w:rPr>
+        <w:t>Annex 5</w:t>
       </w:r>
     </w:p>
     <w:p>
@@ -8705,55 +8671,6 @@
           <w:sz w:val="21"/>
           <w:szCs w:val="21"/>
         </w:rPr>
-        <w:t xml:space="preserve">Permitted Affiliates </w:t>
-      </w:r>
-      <w:r>
-        <w:rPr>
-          <w:rStyle w:val="status"/>
-          <w:rFonts w:ascii="Calibri" w:eastAsia="Times New Roman" w:hAnsi="Calibri" w:cs="Calibri"/>
-          <w:color w:val="222233"/>
-          <w:sz w:val="21"/>
-          <w:szCs w:val="21"/>
-        </w:rPr>
-        <w:t>— empty at signature</w:t>
-      </w:r>
-    </w:p>
-    <w:p>
-      <w:pPr>
-        <w:rPr>
-          <w:rFonts w:ascii="Calibri" w:eastAsia="Times New Roman" w:hAnsi="Calibri" w:cs="Calibri"/>
-          <w:color w:val="222233"/>
-          <w:sz w:val="21"/>
-          <w:szCs w:val="21"/>
-        </w:rPr>
-      </w:pPr>
-      <w:r>
-        <w:rPr>
-          <w:rFonts w:ascii="Calibri" w:eastAsia="Times New Roman" w:hAnsi="Calibri" w:cs="Calibri"/>
-          <w:color w:val="222233"/>
-          <w:sz w:val="21"/>
-          <w:szCs w:val="21"/>
-        </w:rPr>
-        <w:t>Annex 5</w:t>
-      </w:r>
-    </w:p>
-    <w:p>
-      <w:pPr>
-        <w:ind w:left="720"/>
-        <w:rPr>
-          <w:rFonts w:ascii="Calibri" w:eastAsia="Times New Roman" w:hAnsi="Calibri" w:cs="Calibri"/>
-          <w:color w:val="222233"/>
-          <w:sz w:val="21"/>
-          <w:szCs w:val="21"/>
-        </w:rPr>
-      </w:pPr>
-      <w:r>
-        <w:rPr>
-          <w:rFonts w:ascii="Calibri" w:eastAsia="Times New Roman" w:hAnsi="Calibri" w:cs="Calibri"/>
-          <w:color w:val="222233"/>
-          <w:sz w:val="21"/>
-          <w:szCs w:val="21"/>
-        </w:rPr>
         <w:t>End-client terms to be passed through</w:t>
       </w:r>
     </w:p>
@@ -8764,7 +8681,7 @@
           <w:rFonts w:eastAsia="Times New Roman"/>
         </w:rPr>
       </w:pPr>
-      <w:bookmarkStart w:id="17" w:name="_Toc240369474"/>
+      <w:bookmarkStart w:id="17" w:name="_Toc240373531"/>
       <w:r>
         <w:rPr>
           <w:rFonts w:eastAsia="Times New Roman"/>
@@ -8939,7 +8856,6 @@
           <w:sz w:val="21"/>
           <w:szCs w:val="21"/>
         </w:rPr>
-        <w:lastRenderedPageBreak/>
         <w:t> </w:t>
       </w:r>
     </w:p>
@@ -8964,7 +8880,7 @@
           <w:rFonts w:eastAsia="Times New Roman"/>
         </w:rPr>
       </w:pPr>
-      <w:bookmarkStart w:id="18" w:name="_Toc240369475"/>
+      <w:bookmarkStart w:id="18" w:name="_Toc240373532"/>
       <w:r>
         <w:rPr>
           <w:rFonts w:eastAsia="Times New Roman"/>
@@ -8994,7 +8910,7 @@
           <w:rFonts w:eastAsia="Times New Roman"/>
         </w:rPr>
       </w:pPr>
-      <w:bookmarkStart w:id="19" w:name="_Toc240369476"/>
+      <w:bookmarkStart w:id="19" w:name="_Toc240373533"/>
       <w:r>
         <w:rPr>
           <w:rFonts w:eastAsia="Times New Roman"/>
@@ -9058,16 +8974,7 @@
           <w:sz w:val="21"/>
           <w:szCs w:val="21"/>
         </w:rPr>
-        <w:t xml:space="preserve"> </w:t>
-      </w:r>
-      <w:r>
-        <w:rPr>
-          <w:rFonts w:ascii="Calibri" w:hAnsi="Calibri" w:cs="Calibri"/>
-          <w:color w:val="222233"/>
-          <w:sz w:val="21"/>
-          <w:szCs w:val="21"/>
-        </w:rPr>
-        <w:t>— Founders1 procures and delivers:</w:t>
+        <w:t xml:space="preserve"> — Founders1 procures and delivers:</w:t>
       </w:r>
     </w:p>
     <w:p>
@@ -9247,7 +9154,7 @@
           <w:rFonts w:eastAsia="Times New Roman"/>
         </w:rPr>
       </w:pPr>
-      <w:bookmarkStart w:id="20" w:name="_Toc240369477"/>
+      <w:bookmarkStart w:id="20" w:name="_Toc240373534"/>
       <w:r>
         <w:rPr>
           <w:rFonts w:eastAsia="Times New Roman"/>
@@ -9789,7 +9696,7 @@
           <w:rFonts w:eastAsia="Times New Roman"/>
         </w:rPr>
       </w:pPr>
-      <w:bookmarkStart w:id="21" w:name="_Toc240369478"/>
+      <w:bookmarkStart w:id="21" w:name="_Toc240373535"/>
       <w:r>
         <w:rPr>
           <w:rFonts w:eastAsia="Times New Roman"/>
@@ -10199,7 +10106,6 @@
                 <w:sz w:val="19"/>
                 <w:szCs w:val="19"/>
               </w:rPr>
-              <w:lastRenderedPageBreak/>
               <w:t>Data only</w:t>
             </w:r>
           </w:p>
@@ -10449,7 +10355,7 @@
           <w:rFonts w:eastAsia="Times New Roman"/>
         </w:rPr>
       </w:pPr>
-      <w:bookmarkStart w:id="22" w:name="_Toc240369479"/>
+      <w:bookmarkStart w:id="22" w:name="_Toc240373536"/>
       <w:r>
         <w:rPr>
           <w:rFonts w:eastAsia="Times New Roman"/>
@@ -10769,16 +10675,7 @@
           <w:sz w:val="21"/>
           <w:szCs w:val="21"/>
         </w:rPr>
-        <w:t>STP retrieves the documents and their provenance from BetterCo and files t</w:t>
-      </w:r>
-      <w:r>
-        <w:rPr>
-          <w:rFonts w:ascii="Calibri" w:eastAsia="Times New Roman" w:hAnsi="Calibri" w:cs="Calibri"/>
-          <w:color w:val="222233"/>
-          <w:sz w:val="21"/>
-          <w:szCs w:val="21"/>
-        </w:rPr>
-        <w:t>hem in the client's file. Case and document identifiers are BetterCo identifiers and stay stable across a change of source.</w:t>
+        <w:t>STP retrieves the documents and their provenance from BetterCo and files them in the client's file. Case and document identifiers are BetterCo identifiers and stay stable across a change of source.</w:t>
       </w:r>
     </w:p>
     <w:p>
@@ -10803,7 +10700,7 @@
           <w:sz w:val="21"/>
           <w:szCs w:val="21"/>
         </w:rPr>
-        <w:t>Where a document of the required kind is already held for that company and still current, it is re-served without a new procurement and without a new charge. Founders1 determines the currency criteria per jurisdiction and document kind and states them in Annex 2a.</w:t>
+        <w:t>Where a document of the required kind is already held for that company and still current, it is re-served without a new procurement and without a new charge. Founders1 determines the currency criteria per jurisdiction and document kind and notifies them to STP.</w:t>
       </w:r>
     </w:p>
     <w:p>
@@ -10887,7 +10784,6 @@
           <w:sz w:val="21"/>
           <w:szCs w:val="21"/>
         </w:rPr>
-        <w:lastRenderedPageBreak/>
         <w:t> </w:t>
       </w:r>
     </w:p>
@@ -10912,7 +10808,7 @@
           <w:rFonts w:eastAsia="Times New Roman"/>
         </w:rPr>
       </w:pPr>
-      <w:bookmarkStart w:id="23" w:name="_Toc240369480"/>
+      <w:bookmarkStart w:id="23" w:name="_Toc240373537"/>
       <w:r>
         <w:rPr>
           <w:rFonts w:eastAsia="Times New Roman"/>
@@ -10942,7 +10838,7 @@
           <w:rFonts w:eastAsia="Times New Roman"/>
         </w:rPr>
       </w:pPr>
-      <w:bookmarkStart w:id="24" w:name="_Toc240369481"/>
+      <w:bookmarkStart w:id="24" w:name="_Toc240373538"/>
       <w:r>
         <w:rPr>
           <w:rFonts w:eastAsia="Times New Roman"/>
@@ -11026,7 +10922,7 @@
           <w:sz w:val="21"/>
           <w:szCs w:val="21"/>
         </w:rPr>
-        <w:t xml:space="preserve">The amounts are not stated in this Annex. They are set out in </w:t>
+        <w:t xml:space="preserve">The </w:t>
       </w:r>
       <w:r>
         <w:rPr>
@@ -11036,36 +10932,25 @@
           <w:sz w:val="21"/>
           <w:szCs w:val="21"/>
         </w:rPr>
-        <w:t>Annex 2a — Price List</w:t>
-      </w:r>
-      <w:r>
-        <w:rPr>
-          <w:rFonts w:ascii="Calibri" w:hAnsi="Calibri" w:cs="Calibri"/>
-          <w:color w:val="222233"/>
-          <w:sz w:val="21"/>
-          <w:szCs w:val="21"/>
-        </w:rPr>
-        <w:t>, which is attached to and forms part of this Agreement in the version dated at signature. Where this Agreement refers to „the procurement cost for that jurisdiction“, it means the amount stated for that jurisdiction in Annex 2a as then in force.</w:t>
-      </w:r>
-    </w:p>
-    <w:p>
-      <w:pPr>
-        <w:pStyle w:val="StandardWeb"/>
-        <w:rPr>
-          <w:rFonts w:ascii="Calibri" w:hAnsi="Calibri" w:cs="Calibri"/>
-          <w:color w:val="222233"/>
-          <w:sz w:val="21"/>
-          <w:szCs w:val="21"/>
-        </w:rPr>
-      </w:pPr>
-      <w:r>
-        <w:rPr>
-          <w:rFonts w:ascii="Calibri" w:hAnsi="Calibri" w:cs="Calibri"/>
-          <w:color w:val="222233"/>
-          <w:sz w:val="21"/>
-          <w:szCs w:val="21"/>
-        </w:rPr>
-        <w:t xml:space="preserve">Annex 2a is </w:t>
+        <w:t>procurement cost</w:t>
+      </w:r>
+      <w:r>
+        <w:rPr>
+          <w:rFonts w:ascii="Calibri" w:hAnsi="Calibri" w:cs="Calibri"/>
+          <w:color w:val="222233"/>
+          <w:sz w:val="21"/>
+          <w:szCs w:val="21"/>
+        </w:rPr>
+        <w:t xml:space="preserve"> </w:t>
+      </w:r>
+      <w:r>
+        <w:rPr>
+          <w:rFonts w:ascii="Calibri" w:hAnsi="Calibri" w:cs="Calibri"/>
+          <w:color w:val="222233"/>
+          <w:sz w:val="21"/>
+          <w:szCs w:val="21"/>
+        </w:rPr>
+        <w:t xml:space="preserve">per case for each tier is set out below. Where this Agreement refers to „the procurement cost for that jurisdiction“, it means the amount stated here for the tier to which Annex 2.2 assigns that jurisdiction. The amounts are </w:t>
       </w:r>
       <w:r>
         <w:rPr>
@@ -11075,25 +10960,16 @@
           <w:sz w:val="21"/>
           <w:szCs w:val="21"/>
         </w:rPr>
-        <w:t>amended only under clause 8.6</w:t>
-      </w:r>
-      <w:r>
-        <w:rPr>
-          <w:rFonts w:ascii="Calibri" w:hAnsi="Calibri" w:cs="Calibri"/>
-          <w:color w:val="222233"/>
-          <w:sz w:val="21"/>
-          <w:szCs w:val="21"/>
-        </w:rPr>
-        <w:t xml:space="preserve"> </w:t>
-      </w:r>
-      <w:r>
-        <w:rPr>
-          <w:rFonts w:ascii="Calibri" w:hAnsi="Calibri" w:cs="Calibri"/>
-          <w:color w:val="222233"/>
-          <w:sz w:val="21"/>
-          <w:szCs w:val="21"/>
-        </w:rPr>
-        <w:t>— that is, not before twelve months have run, then on 60 days' notice, and for a change in a register's own fees only on 30 days' notice with evidence of the change and STP's right to terminate the affected jurisdiction. Founders1 cannot set or alter it at will. It is kept as a separate document so that it can be replaced without re-executing this Agreement and so that its circulation can be limited; it is confidential under clause 11.</w:t>
+        <w:t>changed only under clause 8.6</w:t>
+      </w:r>
+      <w:r>
+        <w:rPr>
+          <w:rFonts w:ascii="Calibri" w:hAnsi="Calibri" w:cs="Calibri"/>
+          <w:color w:val="222233"/>
+          <w:sz w:val="21"/>
+          <w:szCs w:val="21"/>
+        </w:rPr>
+        <w:t>: not before twelve months have run, then on 60 days' notice, and for a change in a register's own fees only on 30 days' notice with evidence of the change and STP's right to terminate the affected jurisdiction. They are confidential under clause 11.</w:t>
       </w:r>
     </w:p>
     <w:tbl>
@@ -11108,9 +10984,10 @@
         <w:tblLook w:val="04A0" w:firstRow="1" w:lastRow="0" w:firstColumn="1" w:lastColumn="0" w:noHBand="0" w:noVBand="1"/>
       </w:tblPr>
       <w:tblGrid>
-        <w:gridCol w:w="915"/>
-        <w:gridCol w:w="1960"/>
-        <w:gridCol w:w="6537"/>
+        <w:gridCol w:w="939"/>
+        <w:gridCol w:w="2688"/>
+        <w:gridCol w:w="3773"/>
+        <w:gridCol w:w="2012"/>
       </w:tblGrid>
       <w:tr>
         <w:trPr>
@@ -11188,7 +11065,7 @@
                 <w:sz w:val="16"/>
                 <w:szCs w:val="16"/>
               </w:rPr>
-              <w:t>Jurisdictions</w:t>
+              <w:t>Procurement cost</w:t>
             </w:r>
           </w:p>
         </w:tc>
@@ -11226,7 +11103,45 @@
                 <w:sz w:val="16"/>
                 <w:szCs w:val="16"/>
               </w:rPr>
-              <w:t>Typical registers in this tier</w:t>
+              <w:t>List price (for information)</w:t>
+            </w:r>
+          </w:p>
+        </w:tc>
+        <w:tc>
+          <w:tcPr>
+            <w:tcW w:w="0" w:type="auto"/>
+            <w:shd w:val="clear" w:color="auto" w:fill="1A2340"/>
+            <w:tcMar>
+              <w:top w:w="80" w:type="dxa"/>
+              <w:left w:w="120" w:type="dxa"/>
+              <w:bottom w:w="80" w:type="dxa"/>
+              <w:right w:w="120" w:type="dxa"/>
+            </w:tcMar>
+            <w:vAlign w:val="center"/>
+            <w:hideMark/>
+          </w:tcPr>
+          <w:p>
+            <w:pPr>
+              <w:spacing w:before="120" w:after="200"/>
+              <w:rPr>
+                <w:rFonts w:ascii="Calibri" w:eastAsia="Times New Roman" w:hAnsi="Calibri" w:cs="Calibri"/>
+                <w:b/>
+                <w:bCs/>
+                <w:color w:val="FFFFFF"/>
+                <w:sz w:val="16"/>
+                <w:szCs w:val="16"/>
+              </w:rPr>
+            </w:pPr>
+            <w:r>
+              <w:rPr>
+                <w:rFonts w:ascii="Calibri" w:eastAsia="Times New Roman" w:hAnsi="Calibri" w:cs="Calibri"/>
+                <w:b/>
+                <w:bCs/>
+                <w:color w:val="FFFFFF"/>
+                <w:sz w:val="16"/>
+                <w:szCs w:val="16"/>
+              </w:rPr>
+              <w:t>Jurisdictions</w:t>
             </w:r>
           </w:p>
         </w:tc>
@@ -11298,7 +11213,7 @@
                 <w:sz w:val="19"/>
                 <w:szCs w:val="19"/>
               </w:rPr>
-              <w:t>104</w:t>
+              <w:t>10,80 €</w:t>
             </w:r>
           </w:p>
         </w:tc>
@@ -11333,7 +11248,42 @@
                 <w:sz w:val="19"/>
                 <w:szCs w:val="19"/>
               </w:rPr>
-              <w:t>the general case — open national registers</w:t>
+              <w:t>15,00 €</w:t>
+            </w:r>
+          </w:p>
+        </w:tc>
+        <w:tc>
+          <w:tcPr>
+            <w:tcW w:w="0" w:type="auto"/>
+            <w:tcBorders>
+              <w:bottom w:val="single" w:sz="4" w:space="0" w:color="E5E7EB"/>
+            </w:tcBorders>
+            <w:tcMar>
+              <w:top w:w="80" w:type="dxa"/>
+              <w:left w:w="120" w:type="dxa"/>
+              <w:bottom w:w="80" w:type="dxa"/>
+              <w:right w:w="120" w:type="dxa"/>
+            </w:tcMar>
+            <w:hideMark/>
+          </w:tcPr>
+          <w:p>
+            <w:pPr>
+              <w:spacing w:before="120" w:after="200"/>
+              <w:rPr>
+                <w:rFonts w:ascii="Calibri" w:eastAsia="Times New Roman" w:hAnsi="Calibri" w:cs="Calibri"/>
+                <w:color w:val="222233"/>
+                <w:sz w:val="19"/>
+                <w:szCs w:val="19"/>
+              </w:rPr>
+            </w:pPr>
+            <w:r>
+              <w:rPr>
+                <w:rFonts w:ascii="Calibri" w:eastAsia="Times New Roman" w:hAnsi="Calibri" w:cs="Calibri"/>
+                <w:color w:val="222233"/>
+                <w:sz w:val="19"/>
+                <w:szCs w:val="19"/>
+              </w:rPr>
+              <w:t>104</w:t>
             </w:r>
           </w:p>
         </w:tc>
@@ -11405,7 +11355,7 @@
                 <w:sz w:val="19"/>
                 <w:szCs w:val="19"/>
               </w:rPr>
-              <w:t>35</w:t>
+              <w:t>26,70 €</w:t>
             </w:r>
           </w:p>
         </w:tc>
@@ -11440,7 +11390,42 @@
                 <w:sz w:val="19"/>
                 <w:szCs w:val="19"/>
               </w:rPr>
-              <w:t>registers charging a per-document fee</w:t>
+              <w:t>35,00 €</w:t>
+            </w:r>
+          </w:p>
+        </w:tc>
+        <w:tc>
+          <w:tcPr>
+            <w:tcW w:w="0" w:type="auto"/>
+            <w:tcBorders>
+              <w:bottom w:val="single" w:sz="4" w:space="0" w:color="E5E7EB"/>
+            </w:tcBorders>
+            <w:tcMar>
+              <w:top w:w="80" w:type="dxa"/>
+              <w:left w:w="120" w:type="dxa"/>
+              <w:bottom w:w="80" w:type="dxa"/>
+              <w:right w:w="120" w:type="dxa"/>
+            </w:tcMar>
+            <w:hideMark/>
+          </w:tcPr>
+          <w:p>
+            <w:pPr>
+              <w:spacing w:before="120" w:after="200"/>
+              <w:rPr>
+                <w:rFonts w:ascii="Calibri" w:eastAsia="Times New Roman" w:hAnsi="Calibri" w:cs="Calibri"/>
+                <w:color w:val="222233"/>
+                <w:sz w:val="19"/>
+                <w:szCs w:val="19"/>
+              </w:rPr>
+            </w:pPr>
+            <w:r>
+              <w:rPr>
+                <w:rFonts w:ascii="Calibri" w:eastAsia="Times New Roman" w:hAnsi="Calibri" w:cs="Calibri"/>
+                <w:color w:val="222233"/>
+                <w:sz w:val="19"/>
+                <w:szCs w:val="19"/>
+              </w:rPr>
+              <w:t>35</w:t>
             </w:r>
           </w:p>
         </w:tc>
@@ -11512,7 +11497,7 @@
                 <w:sz w:val="19"/>
                 <w:szCs w:val="19"/>
               </w:rPr>
-              <w:t>12</w:t>
+              <w:t>54,50 €</w:t>
             </w:r>
           </w:p>
         </w:tc>
@@ -11547,7 +11532,42 @@
                 <w:sz w:val="19"/>
                 <w:szCs w:val="19"/>
               </w:rPr>
-              <w:t>fee-heavy or court-administered registers</w:t>
+              <w:t>70,00 €</w:t>
+            </w:r>
+          </w:p>
+        </w:tc>
+        <w:tc>
+          <w:tcPr>
+            <w:tcW w:w="0" w:type="auto"/>
+            <w:tcBorders>
+              <w:bottom w:val="single" w:sz="4" w:space="0" w:color="E5E7EB"/>
+            </w:tcBorders>
+            <w:tcMar>
+              <w:top w:w="80" w:type="dxa"/>
+              <w:left w:w="120" w:type="dxa"/>
+              <w:bottom w:w="80" w:type="dxa"/>
+              <w:right w:w="120" w:type="dxa"/>
+            </w:tcMar>
+            <w:hideMark/>
+          </w:tcPr>
+          <w:p>
+            <w:pPr>
+              <w:spacing w:before="120" w:after="200"/>
+              <w:rPr>
+                <w:rFonts w:ascii="Calibri" w:eastAsia="Times New Roman" w:hAnsi="Calibri" w:cs="Calibri"/>
+                <w:color w:val="222233"/>
+                <w:sz w:val="19"/>
+                <w:szCs w:val="19"/>
+              </w:rPr>
+            </w:pPr>
+            <w:r>
+              <w:rPr>
+                <w:rFonts w:ascii="Calibri" w:eastAsia="Times New Roman" w:hAnsi="Calibri" w:cs="Calibri"/>
+                <w:color w:val="222233"/>
+                <w:sz w:val="19"/>
+                <w:szCs w:val="19"/>
+              </w:rPr>
+              <w:t>12</w:t>
             </w:r>
           </w:p>
         </w:tc>
@@ -11619,7 +11639,7 @@
                 <w:sz w:val="19"/>
                 <w:szCs w:val="19"/>
               </w:rPr>
-              <w:t>1</w:t>
+              <w:t>70,50 €</w:t>
             </w:r>
           </w:p>
         </w:tc>
@@ -11654,7 +11674,42 @@
                 <w:sz w:val="19"/>
                 <w:szCs w:val="19"/>
               </w:rPr>
-              <w:t>offshore registers with a special tariff</w:t>
+              <w:t>90,00 €</w:t>
+            </w:r>
+          </w:p>
+        </w:tc>
+        <w:tc>
+          <w:tcPr>
+            <w:tcW w:w="0" w:type="auto"/>
+            <w:tcBorders>
+              <w:bottom w:val="single" w:sz="4" w:space="0" w:color="E5E7EB"/>
+            </w:tcBorders>
+            <w:tcMar>
+              <w:top w:w="80" w:type="dxa"/>
+              <w:left w:w="120" w:type="dxa"/>
+              <w:bottom w:w="80" w:type="dxa"/>
+              <w:right w:w="120" w:type="dxa"/>
+            </w:tcMar>
+            <w:hideMark/>
+          </w:tcPr>
+          <w:p>
+            <w:pPr>
+              <w:spacing w:before="120" w:after="200"/>
+              <w:rPr>
+                <w:rFonts w:ascii="Calibri" w:eastAsia="Times New Roman" w:hAnsi="Calibri" w:cs="Calibri"/>
+                <w:color w:val="222233"/>
+                <w:sz w:val="19"/>
+                <w:szCs w:val="19"/>
+              </w:rPr>
+            </w:pPr>
+            <w:r>
+              <w:rPr>
+                <w:rFonts w:ascii="Calibri" w:eastAsia="Times New Roman" w:hAnsi="Calibri" w:cs="Calibri"/>
+                <w:color w:val="222233"/>
+                <w:sz w:val="19"/>
+                <w:szCs w:val="19"/>
+              </w:rPr>
+              <w:t>1</w:t>
             </w:r>
           </w:p>
         </w:tc>
@@ -11672,42 +11727,32 @@
       </w:pPr>
       <w:r>
         <w:rPr>
+          <w:rFonts w:ascii="Calibri" w:hAnsi="Calibri" w:cs="Calibri"/>
+          <w:color w:val="222233"/>
+          <w:sz w:val="21"/>
+          <w:szCs w:val="21"/>
+        </w:rPr>
+        <w:t>A case that has to be worked manually carries a surcharge, notified in advance under Annex 2.3. All amounts are net of VAT. The list price column is shown for orientation only and is not the basis of any settlement.</w:t>
+      </w:r>
+    </w:p>
+    <w:p>
+      <w:pPr>
+        <w:pStyle w:val="StandardWeb"/>
+        <w:rPr>
+          <w:rFonts w:ascii="Calibri" w:hAnsi="Calibri" w:cs="Calibri"/>
+          <w:color w:val="222233"/>
+          <w:sz w:val="21"/>
+          <w:szCs w:val="21"/>
+        </w:rPr>
+      </w:pPr>
+      <w:r>
+        <w:rPr>
           <w:rStyle w:val="Fett"/>
           <w:rFonts w:ascii="Calibri" w:hAnsi="Calibri" w:cs="Calibri"/>
           <w:color w:val="222233"/>
           <w:sz w:val="21"/>
           <w:szCs w:val="21"/>
         </w:rPr>
-        <w:t>United Kingdom, Germany, United States</w:t>
-      </w:r>
-      <w:r>
-        <w:rPr>
-          <w:rFonts w:ascii="Calibri" w:hAnsi="Calibri" w:cs="Calibri"/>
-          <w:color w:val="222233"/>
-          <w:sz w:val="21"/>
-          <w:szCs w:val="21"/>
-        </w:rPr>
-        <w:t xml:space="preserve"> are priced individually rather than by tier. A case that has to be worked manually carries a surcharge. All amounts are net of VAT and are stated in Annex 2a (clause 8.6).</w:t>
-      </w:r>
-    </w:p>
-    <w:p>
-      <w:pPr>
-        <w:pStyle w:val="StandardWeb"/>
-        <w:rPr>
-          <w:rFonts w:ascii="Calibri" w:hAnsi="Calibri" w:cs="Calibri"/>
-          <w:color w:val="222233"/>
-          <w:sz w:val="21"/>
-          <w:szCs w:val="21"/>
-        </w:rPr>
-      </w:pPr>
-      <w:r>
-        <w:rPr>
-          <w:rStyle w:val="Fett"/>
-          <w:rFonts w:ascii="Calibri" w:hAnsi="Calibri" w:cs="Calibri"/>
-          <w:color w:val="222233"/>
-          <w:sz w:val="21"/>
-          <w:szCs w:val="21"/>
-        </w:rPr>
         <w:t>United States is not on a tier.</w:t>
       </w:r>
       <w:r>
@@ -11726,7 +11771,7 @@
           <w:sz w:val="21"/>
           <w:szCs w:val="21"/>
         </w:rPr>
-        <w:t>It has no single national register: company records are filed with each state, and availability is determined per state. It is priced individually in the price list, and Annex 2.2 marks it accordingly.</w:t>
+        <w:t>It has no single national register: company records are filed with each state, and availability is determined per state. Its cost is agreed separately and remains provisional under clause 8.6; Annex 2.2 marks it accordingly.</w:t>
       </w:r>
     </w:p>
     <w:p>
@@ -11736,7 +11781,7 @@
           <w:rFonts w:eastAsia="Times New Roman"/>
         </w:rPr>
       </w:pPr>
-      <w:bookmarkStart w:id="25" w:name="_Toc240369482"/>
+      <w:bookmarkStart w:id="25" w:name="_Toc240373539"/>
       <w:r>
         <w:rPr>
           <w:rFonts w:eastAsia="Times New Roman"/>
@@ -11814,7 +11859,6 @@
           <w:sz w:val="21"/>
           <w:szCs w:val="21"/>
         </w:rPr>
-        <w:lastRenderedPageBreak/>
         <w:t> </w:t>
       </w:r>
     </w:p>
@@ -11839,7 +11883,7 @@
           <w:rFonts w:eastAsia="Times New Roman"/>
         </w:rPr>
       </w:pPr>
-      <w:bookmarkStart w:id="26" w:name="_Toc240369483"/>
+      <w:bookmarkStart w:id="26" w:name="_Toc240373540"/>
       <w:r>
         <w:rPr>
           <w:rFonts w:eastAsia="Times New Roman"/>
@@ -11855,7 +11899,7 @@
           <w:rFonts w:eastAsia="Times New Roman"/>
         </w:rPr>
       </w:pPr>
-      <w:bookmarkStart w:id="27" w:name="_Toc240369484"/>
+      <w:bookmarkStart w:id="27" w:name="_Toc240373541"/>
       <w:r>
         <w:rPr>
           <w:rFonts w:eastAsia="Times New Roman"/>
@@ -11944,7 +11988,7 @@
           <w:sz w:val="21"/>
           <w:szCs w:val="21"/>
         </w:rPr>
-        <w:t xml:space="preserve">The applicable amounts are stated in Annex 2a. </w:t>
+        <w:t xml:space="preserve">Founders1 notifies the applicable amount before it applies. </w:t>
       </w:r>
       <w:r>
         <w:rPr>
@@ -12052,7 +12096,7 @@
           <w:rFonts w:eastAsia="Times New Roman"/>
         </w:rPr>
       </w:pPr>
-      <w:bookmarkStart w:id="28" w:name="_Toc240369485"/>
+      <w:bookmarkStart w:id="28" w:name="_Toc240373542"/>
       <w:r>
         <w:rPr>
           <w:rFonts w:eastAsia="Times New Roman"/>
@@ -12078,7 +12122,7 @@
           <w:sz w:val="21"/>
           <w:szCs w:val="21"/>
         </w:rPr>
-        <w:t>Procurement is asynchronous. Automated routes typically complete within minutes to hours; jurisdictions served by a manual registry route take longer, and no fixed turnaround is owed for them (clause 7.2). The expected range per jurisdiction is stated in Annex 2a; where no range is stated, none is owed.</w:t>
+        <w:t>Procurement is asynchronous. Automated routes typically complete within minutes to hours; jurisdictions served by a manual registry route take longer, and no fixed turnaround is owed for them (clause 7.2). Founders1 states the expected range per jurisdiction on request; where no range has been stated, none is owed.</w:t>
       </w:r>
     </w:p>
     <w:p>
@@ -12088,7 +12132,7 @@
           <w:rFonts w:eastAsia="Times New Roman"/>
         </w:rPr>
       </w:pPr>
-      <w:bookmarkStart w:id="29" w:name="_Toc240369486"/>
+      <w:bookmarkStart w:id="29" w:name="_Toc240373543"/>
       <w:r>
         <w:rPr>
           <w:rFonts w:eastAsia="Times New Roman"/>
@@ -12154,7 +12198,6 @@
           <w:sz w:val="21"/>
           <w:szCs w:val="21"/>
         </w:rPr>
-        <w:lastRenderedPageBreak/>
         <w:t> </w:t>
       </w:r>
     </w:p>
@@ -12179,7 +12222,7 @@
           <w:rFonts w:eastAsia="Times New Roman"/>
         </w:rPr>
       </w:pPr>
-      <w:bookmarkStart w:id="30" w:name="_Toc240369487"/>
+      <w:bookmarkStart w:id="30" w:name="_Toc240373544"/>
       <w:r>
         <w:rPr>
           <w:rFonts w:eastAsia="Times New Roman"/>
@@ -12209,7 +12252,7 @@
           <w:rFonts w:eastAsia="Times New Roman"/>
         </w:rPr>
       </w:pPr>
-      <w:bookmarkStart w:id="31" w:name="_Toc240369488"/>
+      <w:bookmarkStart w:id="31" w:name="_Toc240373545"/>
       <w:r>
         <w:rPr>
           <w:rFonts w:eastAsia="Times New Roman"/>
@@ -12341,7 +12384,7 @@
           <w:rFonts w:eastAsia="Times New Roman"/>
         </w:rPr>
       </w:pPr>
-      <w:bookmarkStart w:id="32" w:name="_Toc240369489"/>
+      <w:bookmarkStart w:id="32" w:name="_Toc240373546"/>
       <w:r>
         <w:rPr>
           <w:rFonts w:eastAsia="Times New Roman"/>
@@ -12762,7 +12805,7 @@
           <w:rFonts w:eastAsia="Times New Roman"/>
         </w:rPr>
       </w:pPr>
-      <w:bookmarkStart w:id="33" w:name="_Toc240369490"/>
+      <w:bookmarkStart w:id="33" w:name="_Toc240373547"/>
       <w:r>
         <w:rPr>
           <w:rFonts w:eastAsia="Times New Roman"/>
@@ -12818,7 +12861,7 @@
           <w:rFonts w:eastAsia="Times New Roman"/>
         </w:rPr>
       </w:pPr>
-      <w:bookmarkStart w:id="34" w:name="_Toc240369491"/>
+      <w:bookmarkStart w:id="34" w:name="_Toc240373548"/>
       <w:r>
         <w:rPr>
           <w:rFonts w:eastAsia="Times New Roman"/>
@@ -12899,7 +12942,6 @@
           <w:sz w:val="21"/>
           <w:szCs w:val="21"/>
         </w:rPr>
-        <w:lastRenderedPageBreak/>
         <w:t xml:space="preserve">Documents and case records are held within the EU/EEA. Founders1 maintains a </w:t>
       </w:r>
       <w:r>
@@ -12979,7 +13021,7 @@
           <w:rFonts w:eastAsia="Times New Roman"/>
         </w:rPr>
       </w:pPr>
-      <w:bookmarkStart w:id="35" w:name="_Toc240369492"/>
+      <w:bookmarkStart w:id="35" w:name="_Toc240373549"/>
       <w:r>
         <w:rPr>
           <w:rFonts w:eastAsia="Times New Roman"/>
@@ -13181,7 +13223,7 @@
           <w:rFonts w:eastAsia="Times New Roman"/>
         </w:rPr>
       </w:pPr>
-      <w:bookmarkStart w:id="36" w:name="_Toc240369493"/>
+      <w:bookmarkStart w:id="36" w:name="_Toc240373550"/>
       <w:r>
         <w:rPr>
           <w:rFonts w:eastAsia="Times New Roman"/>
@@ -13228,7 +13270,6 @@
           <w:sz w:val="21"/>
           <w:szCs w:val="21"/>
         </w:rPr>
-        <w:lastRenderedPageBreak/>
         <w:t> </w:t>
       </w:r>
     </w:p>
@@ -13253,7 +13294,7 @@
           <w:rFonts w:eastAsia="Times New Roman"/>
         </w:rPr>
       </w:pPr>
-      <w:bookmarkStart w:id="37" w:name="_Toc240369494"/>
+      <w:bookmarkStart w:id="37" w:name="_Toc240373551"/>
       <w:r>
         <w:rPr>
           <w:rFonts w:eastAsia="Times New Roman"/>
@@ -13283,7 +13324,7 @@
           <w:rFonts w:eastAsia="Times New Roman"/>
         </w:rPr>
       </w:pPr>
-      <w:bookmarkStart w:id="38" w:name="_Toc240369495"/>
+      <w:bookmarkStart w:id="38" w:name="_Toc240373552"/>
       <w:r>
         <w:rPr>
           <w:rFonts w:eastAsia="Times New Roman"/>
@@ -13940,7 +13981,7 @@
           <w:rFonts w:eastAsia="Times New Roman"/>
         </w:rPr>
       </w:pPr>
-      <w:bookmarkStart w:id="39" w:name="_Toc240369496"/>
+      <w:bookmarkStart w:id="39" w:name="_Toc240373553"/>
       <w:r>
         <w:rPr>
           <w:rFonts w:eastAsia="Times New Roman"/>
@@ -13987,7 +14028,6 @@
           <w:sz w:val="21"/>
           <w:szCs w:val="21"/>
         </w:rPr>
-        <w:lastRenderedPageBreak/>
         <w:t> </w:t>
       </w:r>
     </w:p>
@@ -14012,7 +14052,7 @@
           <w:rFonts w:eastAsia="Times New Roman"/>
         </w:rPr>
       </w:pPr>
-      <w:bookmarkStart w:id="40" w:name="_Toc240369497"/>
+      <w:bookmarkStart w:id="40" w:name="_Toc240373554"/>
       <w:r>
         <w:rPr>
           <w:rFonts w:eastAsia="Times New Roman"/>
@@ -14042,7 +14082,7 @@
           <w:rFonts w:eastAsia="Times New Roman"/>
         </w:rPr>
       </w:pPr>
-      <w:bookmarkStart w:id="41" w:name="_Toc240369498"/>
+      <w:bookmarkStart w:id="41" w:name="_Toc240373555"/>
       <w:r>
         <w:rPr>
           <w:rFonts w:eastAsia="Times New Roman"/>
@@ -14137,7 +14177,7 @@
           <w:rFonts w:eastAsia="Times New Roman"/>
         </w:rPr>
       </w:pPr>
-      <w:bookmarkStart w:id="42" w:name="_Toc240369499"/>
+      <w:bookmarkStart w:id="42" w:name="_Toc240373556"/>
       <w:r>
         <w:rPr>
           <w:rFonts w:eastAsia="Times New Roman"/>
@@ -14506,7 +14546,7 @@
           <w:rFonts w:eastAsia="Times New Roman"/>
         </w:rPr>
       </w:pPr>
-      <w:bookmarkStart w:id="43" w:name="_Toc240369500"/>
+      <w:bookmarkStart w:id="43" w:name="_Toc240373557"/>
       <w:r>
         <w:rPr>
           <w:rFonts w:eastAsia="Times New Roman"/>
@@ -14532,7 +14572,6 @@
           <w:sz w:val="21"/>
           <w:szCs w:val="21"/>
         </w:rPr>
-        <w:lastRenderedPageBreak/>
         <w:t>Founders1 may amend this Annex where a register, a supplier or applicable law requires it, on 30 days' notice, evidencing the requirement. STP applies the change to End Client terms concluded or renewed after it takes effect; it does not have to reopen terms already agreed.</w:t>
       </w:r>
     </w:p>
@@ -14549,9 +14588,9 @@
 <file path=word/numbering.xml><?xml version="1.0" encoding="utf-8"?>
 <w:numbering xmlns:wpc="http://schemas.microsoft.com/office/word/2010/wordprocessingCanvas" xmlns:cx="http://schemas.microsoft.com/office/drawing/2014/chartex" xmlns:cx1="http://schemas.microsoft.com/office/drawing/2015/9/8/chartex" xmlns:cx2="http://schemas.microsoft.com/office/drawing/2015/10/21/chartex" xmlns:cx3="http://schemas.microsoft.com/office/drawing/2016/5/9/chartex" xmlns:cx4="http://schemas.microsoft.com/office/drawing/2016/5/10/chartex" xmlns:cx5="http://schemas.microsoft.com/office/drawing/2016/5/11/chartex" xmlns:cx6="http://schemas.microsoft.com/office/drawing/2016/5/12/chartex" xmlns:cx7="http://schemas.microsoft.com/office/drawing/2016/5/13/chartex" xmlns:cx8="http://schemas.microsoft.com/office/drawing/2016/5/14/chartex" xmlns:mc="http://schemas.openxmlformats.org/markup-compatibility/2006" xmlns:aink="http://schemas.microsoft.com/office/drawing/2016/ink" xmlns:am3d="http://schemas.microsoft.com/office/drawing/2017/model3d" xmlns:o="urn:schemas-microsoft-com:office:office" xmlns:oel="http://schemas.microsoft.com/office/2019/extlst" xmlns:r="http://schemas.openxmlformats.org/officeDocument/2006/relationships" xmlns:m="http://schemas.openxmlformats.org/officeDocument/2006/math" xmlns:v="urn:schemas-microsoft-com:vml" xmlns:wp14="http://schemas.microsoft.com/office/word/2010/wordprocessingDrawing" xmlns:wp="http://schemas.openxmlformats.org/drawingml/2006/wordprocessingDrawing" xmlns:w10="urn:schemas-microsoft-com:office:word" xmlns:w="http://schemas.openxmlformats.org/wordprocessingml/2006/main" xmlns:w14="http://schemas.microsoft.com/office/word/2010/wordml" xmlns:w15="http://schemas.microsoft.com/office/word/2012/wordml" xmlns:w16cex="http://schemas.microsoft.com/office/word/2018/wordml/cex" xmlns:w16cid="http://schemas.microsoft.com/office/word/2016/wordml/cid" xmlns:w16="http://schemas.microsoft.com/office/word/2018/wordml" xmlns:w16du="http://schemas.microsoft.com/office/word/2023/wordml/word16du" xmlns:w16sdtdh="http://schemas.microsoft.com/office/word/2020/wordml/sdtdatahash" xmlns:w16sdtfl="http://schemas.microsoft.com/office/word/2024/wordml/sdtformatlock" xmlns:w16se="http://schemas.microsoft.com/office/word/2015/wordml/symex" xmlns:wpg="http://schemas.microsoft.com/office/word/2010/wordprocessingGroup" xmlns:wpi="http://schemas.microsoft.com/office/word/2010/wordprocessingInk" xmlns:wne="http://schemas.microsoft.com/office/word/2006/wordml" xmlns:wps="http://schemas.microsoft.com/office/word/2010/wordprocessingShape" mc:Ignorable="w14 w15 w16se w16cid w16 w16cex w16sdtdh w16sdtfl w16du wp14">
   <w:abstractNum w:abstractNumId="0" w15:restartNumberingAfterBreak="0">
-    <w:nsid w:val="2395551B"/>
+    <w:nsid w:val="386D6116"/>
     <w:multiLevelType w:val="multilevel"/>
-    <w:tmpl w:val="8D767FF8"/>
+    <w:tmpl w:val="42B44862"/>
     <w:lvl w:ilvl="0">
       <w:start w:val="1"/>
       <w:numFmt w:val="bullet"/>
@@ -14698,9 +14737,9 @@
     </w:lvl>
   </w:abstractNum>
   <w:abstractNum w:abstractNumId="1" w15:restartNumberingAfterBreak="0">
-    <w:nsid w:val="258817FC"/>
+    <w:nsid w:val="479677CA"/>
     <w:multiLevelType w:val="multilevel"/>
-    <w:tmpl w:val="9E745C80"/>
+    <w:tmpl w:val="BCEC622E"/>
     <w:lvl w:ilvl="0">
       <w:start w:val="1"/>
       <w:numFmt w:val="bullet"/>
@@ -14847,9 +14886,126 @@
     </w:lvl>
   </w:abstractNum>
   <w:abstractNum w:abstractNumId="2" w15:restartNumberingAfterBreak="0">
-    <w:nsid w:val="33A74783"/>
+    <w:nsid w:val="4F81430B"/>
     <w:multiLevelType w:val="multilevel"/>
-    <w:tmpl w:val="42868CD0"/>
+    <w:tmpl w:val="9E8CE8C8"/>
+    <w:lvl w:ilvl="0">
+      <w:start w:val="1"/>
+      <w:numFmt w:val="decimal"/>
+      <w:lvlText w:val="%1."/>
+      <w:lvlJc w:val="left"/>
+      <w:pPr>
+        <w:tabs>
+          <w:tab w:val="num" w:pos="720"/>
+        </w:tabs>
+        <w:ind w:left="720" w:hanging="360"/>
+      </w:pPr>
+    </w:lvl>
+    <w:lvl w:ilvl="1">
+      <w:start w:val="1"/>
+      <w:numFmt w:val="bullet"/>
+      <w:lvlText w:val="o"/>
+      <w:lvlJc w:val="left"/>
+      <w:pPr>
+        <w:tabs>
+          <w:tab w:val="num" w:pos="1440"/>
+        </w:tabs>
+        <w:ind w:left="1440" w:hanging="360"/>
+      </w:pPr>
+      <w:rPr>
+        <w:rFonts w:ascii="Courier New" w:hAnsi="Courier New" w:hint="default"/>
+        <w:sz w:val="20"/>
+      </w:rPr>
+    </w:lvl>
+    <w:lvl w:ilvl="2" w:tentative="1">
+      <w:start w:val="1"/>
+      <w:numFmt w:val="decimal"/>
+      <w:lvlText w:val="%3."/>
+      <w:lvlJc w:val="left"/>
+      <w:pPr>
+        <w:tabs>
+          <w:tab w:val="num" w:pos="2160"/>
+        </w:tabs>
+        <w:ind w:left="2160" w:hanging="360"/>
+      </w:pPr>
+    </w:lvl>
+    <w:lvl w:ilvl="3" w:tentative="1">
+      <w:start w:val="1"/>
+      <w:numFmt w:val="decimal"/>
+      <w:lvlText w:val="%4."/>
+      <w:lvlJc w:val="left"/>
+      <w:pPr>
+        <w:tabs>
+          <w:tab w:val="num" w:pos="2880"/>
+        </w:tabs>
+        <w:ind w:left="2880" w:hanging="360"/>
+      </w:pPr>
+    </w:lvl>
+    <w:lvl w:ilvl="4" w:tentative="1">
+      <w:start w:val="1"/>
+      <w:numFmt w:val="decimal"/>
+      <w:lvlText w:val="%5."/>
+      <w:lvlJc w:val="left"/>
+      <w:pPr>
+        <w:tabs>
+          <w:tab w:val="num" w:pos="3600"/>
+        </w:tabs>
+        <w:ind w:left="3600" w:hanging="360"/>
+      </w:pPr>
+    </w:lvl>
+    <w:lvl w:ilvl="5" w:tentative="1">
+      <w:start w:val="1"/>
+      <w:numFmt w:val="decimal"/>
+      <w:lvlText w:val="%6."/>
+      <w:lvlJc w:val="left"/>
+      <w:pPr>
+        <w:tabs>
+          <w:tab w:val="num" w:pos="4320"/>
+        </w:tabs>
+        <w:ind w:left="4320" w:hanging="360"/>
+      </w:pPr>
+    </w:lvl>
+    <w:lvl w:ilvl="6" w:tentative="1">
+      <w:start w:val="1"/>
+      <w:numFmt w:val="decimal"/>
+      <w:lvlText w:val="%7."/>
+      <w:lvlJc w:val="left"/>
+      <w:pPr>
+        <w:tabs>
+          <w:tab w:val="num" w:pos="5040"/>
+        </w:tabs>
+        <w:ind w:left="5040" w:hanging="360"/>
+      </w:pPr>
+    </w:lvl>
+    <w:lvl w:ilvl="7" w:tentative="1">
+      <w:start w:val="1"/>
+      <w:numFmt w:val="decimal"/>
+      <w:lvlText w:val="%8."/>
+      <w:lvlJc w:val="left"/>
+      <w:pPr>
+        <w:tabs>
+          <w:tab w:val="num" w:pos="5760"/>
+        </w:tabs>
+        <w:ind w:left="5760" w:hanging="360"/>
+      </w:pPr>
+    </w:lvl>
+    <w:lvl w:ilvl="8" w:tentative="1">
+      <w:start w:val="1"/>
+      <w:numFmt w:val="decimal"/>
+      <w:lvlText w:val="%9."/>
+      <w:lvlJc w:val="left"/>
+      <w:pPr>
+        <w:tabs>
+          <w:tab w:val="num" w:pos="6480"/>
+        </w:tabs>
+        <w:ind w:left="6480" w:hanging="360"/>
+      </w:pPr>
+    </w:lvl>
+  </w:abstractNum>
+  <w:abstractNum w:abstractNumId="3" w15:restartNumberingAfterBreak="0">
+    <w:nsid w:val="679D2CA8"/>
+    <w:multiLevelType w:val="multilevel"/>
+    <w:tmpl w:val="C900B0DE"/>
     <w:lvl w:ilvl="0">
       <w:start w:val="1"/>
       <w:numFmt w:val="bullet"/>
@@ -14995,127 +15151,10 @@
       </w:rPr>
     </w:lvl>
   </w:abstractNum>
-  <w:abstractNum w:abstractNumId="3" w15:restartNumberingAfterBreak="0">
-    <w:nsid w:val="3AD82D97"/>
+  <w:abstractNum w:abstractNumId="4" w15:restartNumberingAfterBreak="0">
+    <w:nsid w:val="77927CF0"/>
     <w:multiLevelType w:val="multilevel"/>
-    <w:tmpl w:val="658C4C6E"/>
-    <w:lvl w:ilvl="0">
-      <w:start w:val="1"/>
-      <w:numFmt w:val="decimal"/>
-      <w:lvlText w:val="%1."/>
-      <w:lvlJc w:val="left"/>
-      <w:pPr>
-        <w:tabs>
-          <w:tab w:val="num" w:pos="720"/>
-        </w:tabs>
-        <w:ind w:left="720" w:hanging="360"/>
-      </w:pPr>
-    </w:lvl>
-    <w:lvl w:ilvl="1">
-      <w:start w:val="1"/>
-      <w:numFmt w:val="bullet"/>
-      <w:lvlText w:val="o"/>
-      <w:lvlJc w:val="left"/>
-      <w:pPr>
-        <w:tabs>
-          <w:tab w:val="num" w:pos="1440"/>
-        </w:tabs>
-        <w:ind w:left="1440" w:hanging="360"/>
-      </w:pPr>
-      <w:rPr>
-        <w:rFonts w:ascii="Courier New" w:hAnsi="Courier New" w:hint="default"/>
-        <w:sz w:val="20"/>
-      </w:rPr>
-    </w:lvl>
-    <w:lvl w:ilvl="2" w:tentative="1">
-      <w:start w:val="1"/>
-      <w:numFmt w:val="decimal"/>
-      <w:lvlText w:val="%3."/>
-      <w:lvlJc w:val="left"/>
-      <w:pPr>
-        <w:tabs>
-          <w:tab w:val="num" w:pos="2160"/>
-        </w:tabs>
-        <w:ind w:left="2160" w:hanging="360"/>
-      </w:pPr>
-    </w:lvl>
-    <w:lvl w:ilvl="3" w:tentative="1">
-      <w:start w:val="1"/>
-      <w:numFmt w:val="decimal"/>
-      <w:lvlText w:val="%4."/>
-      <w:lvlJc w:val="left"/>
-      <w:pPr>
-        <w:tabs>
-          <w:tab w:val="num" w:pos="2880"/>
-        </w:tabs>
-        <w:ind w:left="2880" w:hanging="360"/>
-      </w:pPr>
-    </w:lvl>
-    <w:lvl w:ilvl="4" w:tentative="1">
-      <w:start w:val="1"/>
-      <w:numFmt w:val="decimal"/>
-      <w:lvlText w:val="%5."/>
-      <w:lvlJc w:val="left"/>
-      <w:pPr>
-        <w:tabs>
-          <w:tab w:val="num" w:pos="3600"/>
-        </w:tabs>
-        <w:ind w:left="3600" w:hanging="360"/>
-      </w:pPr>
-    </w:lvl>
-    <w:lvl w:ilvl="5" w:tentative="1">
-      <w:start w:val="1"/>
-      <w:numFmt w:val="decimal"/>
-      <w:lvlText w:val="%6."/>
-      <w:lvlJc w:val="left"/>
-      <w:pPr>
-        <w:tabs>
-          <w:tab w:val="num" w:pos="4320"/>
-        </w:tabs>
-        <w:ind w:left="4320" w:hanging="360"/>
-      </w:pPr>
-    </w:lvl>
-    <w:lvl w:ilvl="6" w:tentative="1">
-      <w:start w:val="1"/>
-      <w:numFmt w:val="decimal"/>
-      <w:lvlText w:val="%7."/>
-      <w:lvlJc w:val="left"/>
-      <w:pPr>
-        <w:tabs>
-          <w:tab w:val="num" w:pos="5040"/>
-        </w:tabs>
-        <w:ind w:left="5040" w:hanging="360"/>
-      </w:pPr>
-    </w:lvl>
-    <w:lvl w:ilvl="7" w:tentative="1">
-      <w:start w:val="1"/>
-      <w:numFmt w:val="decimal"/>
-      <w:lvlText w:val="%8."/>
-      <w:lvlJc w:val="left"/>
-      <w:pPr>
-        <w:tabs>
-          <w:tab w:val="num" w:pos="5760"/>
-        </w:tabs>
-        <w:ind w:left="5760" w:hanging="360"/>
-      </w:pPr>
-    </w:lvl>
-    <w:lvl w:ilvl="8" w:tentative="1">
-      <w:start w:val="1"/>
-      <w:numFmt w:val="decimal"/>
-      <w:lvlText w:val="%9."/>
-      <w:lvlJc w:val="left"/>
-      <w:pPr>
-        <w:tabs>
-          <w:tab w:val="num" w:pos="6480"/>
-        </w:tabs>
-        <w:ind w:left="6480" w:hanging="360"/>
-      </w:pPr>
-    </w:lvl>
-  </w:abstractNum>
-  <w:abstractNum w:abstractNumId="4" w15:restartNumberingAfterBreak="0">
-    <w:nsid w:val="67602D87"/>
-    <w:multiLevelType w:val="multilevel"/>
-    <w:tmpl w:val="782A5930"/>
+    <w:tmpl w:val="B8B21E3A"/>
     <w:lvl w:ilvl="0">
       <w:start w:val="1"/>
       <w:numFmt w:val="bullet"/>
@@ -15262,9 +15301,9 @@
     </w:lvl>
   </w:abstractNum>
   <w:abstractNum w:abstractNumId="5" w15:restartNumberingAfterBreak="0">
-    <w:nsid w:val="78B35000"/>
+    <w:nsid w:val="7CC90372"/>
     <w:multiLevelType w:val="multilevel"/>
-    <w:tmpl w:val="9C3E7D2A"/>
+    <w:tmpl w:val="C9C8864E"/>
     <w:lvl w:ilvl="0">
       <w:start w:val="1"/>
       <w:numFmt w:val="bullet"/>
@@ -15410,23 +15449,23 @@
       </w:rPr>
     </w:lvl>
   </w:abstractNum>
-  <w:num w:numId="1" w16cid:durableId="32733780">
+  <w:num w:numId="1" w16cid:durableId="399526020">
+    <w:abstractNumId w:val="0"/>
+  </w:num>
+  <w:num w:numId="2" w16cid:durableId="1977835288">
+    <w:abstractNumId w:val="2"/>
+  </w:num>
+  <w:num w:numId="3" w16cid:durableId="2075152640">
     <w:abstractNumId w:val="4"/>
   </w:num>
-  <w:num w:numId="2" w16cid:durableId="1383671160">
+  <w:num w:numId="4" w16cid:durableId="1808010269">
+    <w:abstractNumId w:val="1"/>
+  </w:num>
+  <w:num w:numId="5" w16cid:durableId="1492984482">
     <w:abstractNumId w:val="3"/>
   </w:num>
-  <w:num w:numId="3" w16cid:durableId="1362972526">
-    <w:abstractNumId w:val="2"/>
-  </w:num>
-  <w:num w:numId="4" w16cid:durableId="105272598">
-    <w:abstractNumId w:val="1"/>
-  </w:num>
-  <w:num w:numId="5" w16cid:durableId="503932999">
+  <w:num w:numId="6" w16cid:durableId="2103065855">
     <w:abstractNumId w:val="5"/>
-  </w:num>
-  <w:num w:numId="6" w16cid:durableId="1431050215">
-    <w:abstractNumId w:val="0"/>
   </w:num>
 </w:numbering>
 </file>
@@ -16044,7 +16083,7 @@
     <w:autoRedefine/>
     <w:uiPriority w:val="39"/>
     <w:unhideWhenUsed/>
-    <w:rsid w:val="00812734"/>
+    <w:rsid w:val="00FA3EEF"/>
     <w:pPr>
       <w:spacing w:after="100"/>
     </w:pPr>
@@ -16056,11 +16095,23 @@
     <w:autoRedefine/>
     <w:uiPriority w:val="39"/>
     <w:unhideWhenUsed/>
-    <w:rsid w:val="00812734"/>
+    <w:rsid w:val="00FA3EEF"/>
     <w:pPr>
       <w:spacing w:after="100"/>
       <w:ind w:left="240"/>
     </w:pPr>
+  </w:style>
+  <w:style w:type="paragraph" w:styleId="berarbeitung">
+    <w:name w:val="Revision"/>
+    <w:hidden/>
+    <w:uiPriority w:val="99"/>
+    <w:semiHidden/>
+    <w:rsid w:val="00FA3EEF"/>
+    <w:rPr>
+      <w:rFonts w:eastAsiaTheme="minorEastAsia"/>
+      <w:sz w:val="24"/>
+      <w:szCs w:val="24"/>
+    </w:rPr>
   </w:style>
 </w:styles>
 </file>

--- a/docs/SEPTEO_RESELLER_AGREEMENT_2026-09-14.docx
+++ b/docs/SEPTEO_RESELLER_AGREEMENT_2026-09-14.docx
@@ -6,7 +6,7 @@
       <w:pPr>
         <w:pStyle w:val="berschrift1"/>
       </w:pPr>
-      <w:bookmarkStart w:id="0" w:name="_Toc240373514"/>
+      <w:bookmarkStart w:id="0" w:name="_Toc240374303"/>
       <w:r>
         <w:t>Contents</w:t>
       </w:r>
@@ -80,7 +80,7 @@
         <w:rPr>
           <w:noProof/>
         </w:rPr>
-        <w:instrText xml:space="preserve"> PAGEREF _Toc240373514 \h </w:instrText>
+        <w:instrText xml:space="preserve"> PAGEREF _Toc240374303 \h </w:instrText>
       </w:r>
       <w:r>
         <w:rPr>
@@ -142,7 +142,7 @@
         <w:rPr>
           <w:noProof/>
         </w:rPr>
-        <w:instrText xml:space="preserve"> PAGEREF _Toc240373515 \h </w:instrText>
+        <w:instrText xml:space="preserve"> PAGEREF _Toc240374304 \h </w:instrText>
       </w:r>
       <w:r>
         <w:rPr>
@@ -204,7 +204,7 @@
         <w:rPr>
           <w:noProof/>
         </w:rPr>
-        <w:instrText xml:space="preserve"> PAGEREF _Toc240373516 \h </w:instrText>
+        <w:instrText xml:space="preserve"> PAGEREF _Toc240374305 \h </w:instrText>
       </w:r>
       <w:r>
         <w:rPr>
@@ -266,7 +266,7 @@
         <w:rPr>
           <w:noProof/>
         </w:rPr>
-        <w:instrText xml:space="preserve"> PAGEREF _Toc240373517 \h </w:instrText>
+        <w:instrText xml:space="preserve"> PAGEREF _Toc240374306 \h </w:instrText>
       </w:r>
       <w:r>
         <w:rPr>
@@ -328,7 +328,7 @@
         <w:rPr>
           <w:noProof/>
         </w:rPr>
-        <w:instrText xml:space="preserve"> PAGEREF _Toc240373518 \h </w:instrText>
+        <w:instrText xml:space="preserve"> PAGEREF _Toc240374307 \h </w:instrText>
       </w:r>
       <w:r>
         <w:rPr>
@@ -390,7 +390,7 @@
         <w:rPr>
           <w:noProof/>
         </w:rPr>
-        <w:instrText xml:space="preserve"> PAGEREF _Toc240373519 \h </w:instrText>
+        <w:instrText xml:space="preserve"> PAGEREF _Toc240374308 \h </w:instrText>
       </w:r>
       <w:r>
         <w:rPr>
@@ -452,7 +452,7 @@
         <w:rPr>
           <w:noProof/>
         </w:rPr>
-        <w:instrText xml:space="preserve"> PAGEREF _Toc240373520 \h </w:instrText>
+        <w:instrText xml:space="preserve"> PAGEREF _Toc240374309 \h </w:instrText>
       </w:r>
       <w:r>
         <w:rPr>
@@ -514,7 +514,7 @@
         <w:rPr>
           <w:noProof/>
         </w:rPr>
-        <w:instrText xml:space="preserve"> PAGEREF _Toc240373521 \h </w:instrText>
+        <w:instrText xml:space="preserve"> PAGEREF _Toc240374310 \h </w:instrText>
       </w:r>
       <w:r>
         <w:rPr>
@@ -576,7 +576,7 @@
         <w:rPr>
           <w:noProof/>
         </w:rPr>
-        <w:instrText xml:space="preserve"> PAGEREF _Toc240373522 \h </w:instrText>
+        <w:instrText xml:space="preserve"> PAGEREF _Toc240374311 \h </w:instrText>
       </w:r>
       <w:r>
         <w:rPr>
@@ -638,7 +638,7 @@
         <w:rPr>
           <w:noProof/>
         </w:rPr>
-        <w:instrText xml:space="preserve"> PAGEREF _Toc240373523 \h </w:instrText>
+        <w:instrText xml:space="preserve"> PAGEREF _Toc240374312 \h </w:instrText>
       </w:r>
       <w:r>
         <w:rPr>
@@ -700,7 +700,7 @@
         <w:rPr>
           <w:noProof/>
         </w:rPr>
-        <w:instrText xml:space="preserve"> PAGEREF _Toc240373524 \h </w:instrText>
+        <w:instrText xml:space="preserve"> PAGEREF _Toc240374313 \h </w:instrText>
       </w:r>
       <w:r>
         <w:rPr>
@@ -762,7 +762,7 @@
         <w:rPr>
           <w:noProof/>
         </w:rPr>
-        <w:instrText xml:space="preserve"> PAGEREF _Toc240373525 \h </w:instrText>
+        <w:instrText xml:space="preserve"> PAGEREF _Toc240374314 \h </w:instrText>
       </w:r>
       <w:r>
         <w:rPr>
@@ -824,7 +824,7 @@
         <w:rPr>
           <w:noProof/>
         </w:rPr>
-        <w:instrText xml:space="preserve"> PAGEREF _Toc240373526 \h </w:instrText>
+        <w:instrText xml:space="preserve"> PAGEREF _Toc240374315 \h </w:instrText>
       </w:r>
       <w:r>
         <w:rPr>
@@ -886,7 +886,7 @@
         <w:rPr>
           <w:noProof/>
         </w:rPr>
-        <w:instrText xml:space="preserve"> PAGEREF _Toc240373527 \h </w:instrText>
+        <w:instrText xml:space="preserve"> PAGEREF _Toc240374316 \h </w:instrText>
       </w:r>
       <w:r>
         <w:rPr>
@@ -948,7 +948,7 @@
         <w:rPr>
           <w:noProof/>
         </w:rPr>
-        <w:instrText xml:space="preserve"> PAGEREF _Toc240373528 \h </w:instrText>
+        <w:instrText xml:space="preserve"> PAGEREF _Toc240374317 \h </w:instrText>
       </w:r>
       <w:r>
         <w:rPr>
@@ -1010,7 +1010,7 @@
         <w:rPr>
           <w:noProof/>
         </w:rPr>
-        <w:instrText xml:space="preserve"> PAGEREF _Toc240373529 \h </w:instrText>
+        <w:instrText xml:space="preserve"> PAGEREF _Toc240374318 \h </w:instrText>
       </w:r>
       <w:r>
         <w:rPr>
@@ -1072,7 +1072,7 @@
         <w:rPr>
           <w:noProof/>
         </w:rPr>
-        <w:instrText xml:space="preserve"> PAGEREF _Toc240373530 \h </w:instrText>
+        <w:instrText xml:space="preserve"> PAGEREF _Toc240374319 \h </w:instrText>
       </w:r>
       <w:r>
         <w:rPr>
@@ -1134,7 +1134,7 @@
         <w:rPr>
           <w:noProof/>
         </w:rPr>
-        <w:instrText xml:space="preserve"> PAGEREF _Toc240373531 \h </w:instrText>
+        <w:instrText xml:space="preserve"> PAGEREF _Toc240374320 \h </w:instrText>
       </w:r>
       <w:r>
         <w:rPr>
@@ -1196,7 +1196,7 @@
         <w:rPr>
           <w:noProof/>
         </w:rPr>
-        <w:instrText xml:space="preserve"> PAGEREF _Toc240373532 \h </w:instrText>
+        <w:instrText xml:space="preserve"> PAGEREF _Toc240374321 \h </w:instrText>
       </w:r>
       <w:r>
         <w:rPr>
@@ -1258,7 +1258,7 @@
         <w:rPr>
           <w:noProof/>
         </w:rPr>
-        <w:instrText xml:space="preserve"> PAGEREF _Toc240373533 \h </w:instrText>
+        <w:instrText xml:space="preserve"> PAGEREF _Toc240374322 \h </w:instrText>
       </w:r>
       <w:r>
         <w:rPr>
@@ -1320,7 +1320,7 @@
         <w:rPr>
           <w:noProof/>
         </w:rPr>
-        <w:instrText xml:space="preserve"> PAGEREF _Toc240373534 \h </w:instrText>
+        <w:instrText xml:space="preserve"> PAGEREF _Toc240374323 \h </w:instrText>
       </w:r>
       <w:r>
         <w:rPr>
@@ -1382,7 +1382,7 @@
         <w:rPr>
           <w:noProof/>
         </w:rPr>
-        <w:instrText xml:space="preserve"> PAGEREF _Toc240373535 \h </w:instrText>
+        <w:instrText xml:space="preserve"> PAGEREF _Toc240374324 \h </w:instrText>
       </w:r>
       <w:r>
         <w:rPr>
@@ -1444,7 +1444,7 @@
         <w:rPr>
           <w:noProof/>
         </w:rPr>
-        <w:instrText xml:space="preserve"> PAGEREF _Toc240373536 \h </w:instrText>
+        <w:instrText xml:space="preserve"> PAGEREF _Toc240374325 \h </w:instrText>
       </w:r>
       <w:r>
         <w:rPr>
@@ -1506,7 +1506,7 @@
         <w:rPr>
           <w:noProof/>
         </w:rPr>
-        <w:instrText xml:space="preserve"> PAGEREF _Toc240373537 \h </w:instrText>
+        <w:instrText xml:space="preserve"> PAGEREF _Toc240374326 \h </w:instrText>
       </w:r>
       <w:r>
         <w:rPr>
@@ -1568,7 +1568,7 @@
         <w:rPr>
           <w:noProof/>
         </w:rPr>
-        <w:instrText xml:space="preserve"> PAGEREF _Toc240373538 \h </w:instrText>
+        <w:instrText xml:space="preserve"> PAGEREF _Toc240374327 \h </w:instrText>
       </w:r>
       <w:r>
         <w:rPr>
@@ -1630,7 +1630,7 @@
         <w:rPr>
           <w:noProof/>
         </w:rPr>
-        <w:instrText xml:space="preserve"> PAGEREF _Toc240373539 \h </w:instrText>
+        <w:instrText xml:space="preserve"> PAGEREF _Toc240374328 \h </w:instrText>
       </w:r>
       <w:r>
         <w:rPr>
@@ -1692,7 +1692,7 @@
         <w:rPr>
           <w:noProof/>
         </w:rPr>
-        <w:instrText xml:space="preserve"> PAGEREF _Toc240373540 \h </w:instrText>
+        <w:instrText xml:space="preserve"> PAGEREF _Toc240374329 \h </w:instrText>
       </w:r>
       <w:r>
         <w:rPr>
@@ -1709,7 +1709,7 @@
         <w:rPr>
           <w:noProof/>
         </w:rPr>
-        <w:t>13</w:t>
+        <w:t>14</w:t>
       </w:r>
       <w:r>
         <w:rPr>
@@ -1754,7 +1754,7 @@
         <w:rPr>
           <w:noProof/>
         </w:rPr>
-        <w:instrText xml:space="preserve"> PAGEREF _Toc240373541 \h </w:instrText>
+        <w:instrText xml:space="preserve"> PAGEREF _Toc240374330 \h </w:instrText>
       </w:r>
       <w:r>
         <w:rPr>
@@ -1771,7 +1771,7 @@
         <w:rPr>
           <w:noProof/>
         </w:rPr>
-        <w:t>13</w:t>
+        <w:t>14</w:t>
       </w:r>
       <w:r>
         <w:rPr>
@@ -1816,7 +1816,7 @@
         <w:rPr>
           <w:noProof/>
         </w:rPr>
-        <w:instrText xml:space="preserve"> PAGEREF _Toc240373542 \h </w:instrText>
+        <w:instrText xml:space="preserve"> PAGEREF _Toc240374331 \h </w:instrText>
       </w:r>
       <w:r>
         <w:rPr>
@@ -1833,7 +1833,7 @@
         <w:rPr>
           <w:noProof/>
         </w:rPr>
-        <w:t>13</w:t>
+        <w:t>14</w:t>
       </w:r>
       <w:r>
         <w:rPr>
@@ -1878,7 +1878,7 @@
         <w:rPr>
           <w:noProof/>
         </w:rPr>
-        <w:instrText xml:space="preserve"> PAGEREF _Toc240373543 \h </w:instrText>
+        <w:instrText xml:space="preserve"> PAGEREF _Toc240374332 \h </w:instrText>
       </w:r>
       <w:r>
         <w:rPr>
@@ -1895,7 +1895,7 @@
         <w:rPr>
           <w:noProof/>
         </w:rPr>
-        <w:t>13</w:t>
+        <w:t>14</w:t>
       </w:r>
       <w:r>
         <w:rPr>
@@ -1940,7 +1940,7 @@
         <w:rPr>
           <w:noProof/>
         </w:rPr>
-        <w:instrText xml:space="preserve"> PAGEREF _Toc240373544 \h </w:instrText>
+        <w:instrText xml:space="preserve"> PAGEREF _Toc240374333 \h </w:instrText>
       </w:r>
       <w:r>
         <w:rPr>
@@ -1957,7 +1957,7 @@
         <w:rPr>
           <w:noProof/>
         </w:rPr>
-        <w:t>14</w:t>
+        <w:t>15</w:t>
       </w:r>
       <w:r>
         <w:rPr>
@@ -2002,7 +2002,7 @@
         <w:rPr>
           <w:noProof/>
         </w:rPr>
-        <w:instrText xml:space="preserve"> PAGEREF _Toc240373545 \h </w:instrText>
+        <w:instrText xml:space="preserve"> PAGEREF _Toc240374334 \h </w:instrText>
       </w:r>
       <w:r>
         <w:rPr>
@@ -2019,7 +2019,7 @@
         <w:rPr>
           <w:noProof/>
         </w:rPr>
-        <w:t>14</w:t>
+        <w:t>15</w:t>
       </w:r>
       <w:r>
         <w:rPr>
@@ -2064,7 +2064,7 @@
         <w:rPr>
           <w:noProof/>
         </w:rPr>
-        <w:instrText xml:space="preserve"> PAGEREF _Toc240373546 \h </w:instrText>
+        <w:instrText xml:space="preserve"> PAGEREF _Toc240374335 \h </w:instrText>
       </w:r>
       <w:r>
         <w:rPr>
@@ -2081,7 +2081,7 @@
         <w:rPr>
           <w:noProof/>
         </w:rPr>
-        <w:t>14</w:t>
+        <w:t>15</w:t>
       </w:r>
       <w:r>
         <w:rPr>
@@ -2126,7 +2126,7 @@
         <w:rPr>
           <w:noProof/>
         </w:rPr>
-        <w:instrText xml:space="preserve"> PAGEREF _Toc240373547 \h </w:instrText>
+        <w:instrText xml:space="preserve"> PAGEREF _Toc240374336 \h </w:instrText>
       </w:r>
       <w:r>
         <w:rPr>
@@ -2143,7 +2143,7 @@
         <w:rPr>
           <w:noProof/>
         </w:rPr>
-        <w:t>14</w:t>
+        <w:t>15</w:t>
       </w:r>
       <w:r>
         <w:rPr>
@@ -2188,7 +2188,7 @@
         <w:rPr>
           <w:noProof/>
         </w:rPr>
-        <w:instrText xml:space="preserve"> PAGEREF _Toc240373548 \h </w:instrText>
+        <w:instrText xml:space="preserve"> PAGEREF _Toc240374337 \h </w:instrText>
       </w:r>
       <w:r>
         <w:rPr>
@@ -2205,7 +2205,7 @@
         <w:rPr>
           <w:noProof/>
         </w:rPr>
-        <w:t>14</w:t>
+        <w:t>15</w:t>
       </w:r>
       <w:r>
         <w:rPr>
@@ -2250,7 +2250,7 @@
         <w:rPr>
           <w:noProof/>
         </w:rPr>
-        <w:instrText xml:space="preserve"> PAGEREF _Toc240373549 \h </w:instrText>
+        <w:instrText xml:space="preserve"> PAGEREF _Toc240374338 \h </w:instrText>
       </w:r>
       <w:r>
         <w:rPr>
@@ -2267,7 +2267,7 @@
         <w:rPr>
           <w:noProof/>
         </w:rPr>
-        <w:t>15</w:t>
+        <w:t>16</w:t>
       </w:r>
       <w:r>
         <w:rPr>
@@ -2312,7 +2312,7 @@
         <w:rPr>
           <w:noProof/>
         </w:rPr>
-        <w:instrText xml:space="preserve"> PAGEREF _Toc240373550 \h </w:instrText>
+        <w:instrText xml:space="preserve"> PAGEREF _Toc240374339 \h </w:instrText>
       </w:r>
       <w:r>
         <w:rPr>
@@ -2329,7 +2329,7 @@
         <w:rPr>
           <w:noProof/>
         </w:rPr>
-        <w:t>15</w:t>
+        <w:t>16</w:t>
       </w:r>
       <w:r>
         <w:rPr>
@@ -2375,7 +2375,7 @@
         <w:rPr>
           <w:noProof/>
         </w:rPr>
-        <w:instrText xml:space="preserve"> PAGEREF _Toc240373551 \h </w:instrText>
+        <w:instrText xml:space="preserve"> PAGEREF _Toc240374340 \h </w:instrText>
       </w:r>
       <w:r>
         <w:rPr>
@@ -2392,7 +2392,7 @@
         <w:rPr>
           <w:noProof/>
         </w:rPr>
-        <w:t>16</w:t>
+        <w:t>17</w:t>
       </w:r>
       <w:r>
         <w:rPr>
@@ -2437,7 +2437,7 @@
         <w:rPr>
           <w:noProof/>
         </w:rPr>
-        <w:instrText xml:space="preserve"> PAGEREF _Toc240373552 \h </w:instrText>
+        <w:instrText xml:space="preserve"> PAGEREF _Toc240374341 \h </w:instrText>
       </w:r>
       <w:r>
         <w:rPr>
@@ -2454,7 +2454,7 @@
         <w:rPr>
           <w:noProof/>
         </w:rPr>
-        <w:t>16</w:t>
+        <w:t>17</w:t>
       </w:r>
       <w:r>
         <w:rPr>
@@ -2499,7 +2499,7 @@
         <w:rPr>
           <w:noProof/>
         </w:rPr>
-        <w:instrText xml:space="preserve"> PAGEREF _Toc240373553 \h </w:instrText>
+        <w:instrText xml:space="preserve"> PAGEREF _Toc240374342 \h </w:instrText>
       </w:r>
       <w:r>
         <w:rPr>
@@ -2516,7 +2516,7 @@
         <w:rPr>
           <w:noProof/>
         </w:rPr>
-        <w:t>16</w:t>
+        <w:t>17</w:t>
       </w:r>
       <w:r>
         <w:rPr>
@@ -2561,7 +2561,7 @@
         <w:rPr>
           <w:noProof/>
         </w:rPr>
-        <w:instrText xml:space="preserve"> PAGEREF _Toc240373554 \h </w:instrText>
+        <w:instrText xml:space="preserve"> PAGEREF _Toc240374343 \h </w:instrText>
       </w:r>
       <w:r>
         <w:rPr>
@@ -2578,7 +2578,7 @@
         <w:rPr>
           <w:noProof/>
         </w:rPr>
-        <w:t>17</w:t>
+        <w:t>18</w:t>
       </w:r>
       <w:r>
         <w:rPr>
@@ -2623,7 +2623,7 @@
         <w:rPr>
           <w:noProof/>
         </w:rPr>
-        <w:instrText xml:space="preserve"> PAGEREF _Toc240373555 \h </w:instrText>
+        <w:instrText xml:space="preserve"> PAGEREF _Toc240374344 \h </w:instrText>
       </w:r>
       <w:r>
         <w:rPr>
@@ -2640,7 +2640,7 @@
         <w:rPr>
           <w:noProof/>
         </w:rPr>
-        <w:t>17</w:t>
+        <w:t>18</w:t>
       </w:r>
       <w:r>
         <w:rPr>
@@ -2685,7 +2685,7 @@
         <w:rPr>
           <w:noProof/>
         </w:rPr>
-        <w:instrText xml:space="preserve"> PAGEREF _Toc240373556 \h </w:instrText>
+        <w:instrText xml:space="preserve"> PAGEREF _Toc240374345 \h </w:instrText>
       </w:r>
       <w:r>
         <w:rPr>
@@ -2702,7 +2702,7 @@
         <w:rPr>
           <w:noProof/>
         </w:rPr>
-        <w:t>17</w:t>
+        <w:t>18</w:t>
       </w:r>
       <w:r>
         <w:rPr>
@@ -2747,7 +2747,7 @@
         <w:rPr>
           <w:noProof/>
         </w:rPr>
-        <w:instrText xml:space="preserve"> PAGEREF _Toc240373557 \h </w:instrText>
+        <w:instrText xml:space="preserve"> PAGEREF _Toc240374346 \h </w:instrText>
       </w:r>
       <w:r>
         <w:rPr>
@@ -2764,7 +2764,7 @@
         <w:rPr>
           <w:noProof/>
         </w:rPr>
-        <w:t>17</w:t>
+        <w:t>18</w:t>
       </w:r>
       <w:r>
         <w:rPr>
@@ -2798,7 +2798,7 @@
         </w:rPr>
         <w:fldChar w:fldCharType="end"/>
       </w:r>
-      <w:bookmarkStart w:id="1" w:name="_Toc240373515"/>
+      <w:bookmarkStart w:id="1" w:name="_Toc240374304"/>
     </w:p>
     <w:bookmarkEnd w:id="1"/>
     <w:p>
@@ -3147,7 +3147,7 @@
           <w:rFonts w:eastAsia="Times New Roman"/>
         </w:rPr>
       </w:pPr>
-      <w:bookmarkStart w:id="2" w:name="_Toc240373516"/>
+      <w:bookmarkStart w:id="2" w:name="_Toc240374305"/>
       <w:r>
         <w:rPr>
           <w:rFonts w:eastAsia="Times New Roman"/>
@@ -3492,7 +3492,7 @@
           <w:rFonts w:eastAsia="Times New Roman"/>
         </w:rPr>
       </w:pPr>
-      <w:bookmarkStart w:id="3" w:name="_Toc240373517"/>
+      <w:bookmarkStart w:id="3" w:name="_Toc240374306"/>
       <w:r>
         <w:rPr>
           <w:rFonts w:eastAsia="Times New Roman"/>
@@ -3667,7 +3667,7 @@
           <w:rFonts w:eastAsia="Times New Roman"/>
         </w:rPr>
       </w:pPr>
-      <w:bookmarkStart w:id="4" w:name="_Toc240373518"/>
+      <w:bookmarkStart w:id="4" w:name="_Toc240374307"/>
       <w:r>
         <w:rPr>
           <w:rFonts w:eastAsia="Times New Roman"/>
@@ -4167,7 +4167,7 @@
           <w:rFonts w:eastAsia="Times New Roman"/>
         </w:rPr>
       </w:pPr>
-      <w:bookmarkStart w:id="5" w:name="_Toc240373519"/>
+      <w:bookmarkStart w:id="5" w:name="_Toc240374308"/>
       <w:r>
         <w:rPr>
           <w:rFonts w:eastAsia="Times New Roman"/>
@@ -4434,7 +4434,7 @@
           <w:rFonts w:eastAsia="Times New Roman"/>
         </w:rPr>
       </w:pPr>
-      <w:bookmarkStart w:id="6" w:name="_Toc240373520"/>
+      <w:bookmarkStart w:id="6" w:name="_Toc240374309"/>
       <w:r>
         <w:rPr>
           <w:rFonts w:eastAsia="Times New Roman"/>
@@ -4843,7 +4843,7 @@
           <w:rFonts w:eastAsia="Times New Roman"/>
         </w:rPr>
       </w:pPr>
-      <w:bookmarkStart w:id="7" w:name="_Toc240373521"/>
+      <w:bookmarkStart w:id="7" w:name="_Toc240374310"/>
       <w:r>
         <w:rPr>
           <w:rFonts w:eastAsia="Times New Roman"/>
@@ -5274,7 +5274,7 @@
           <w:rFonts w:eastAsia="Times New Roman"/>
         </w:rPr>
       </w:pPr>
-      <w:bookmarkStart w:id="8" w:name="_Toc240373522"/>
+      <w:bookmarkStart w:id="8" w:name="_Toc240374311"/>
       <w:r>
         <w:rPr>
           <w:rFonts w:eastAsia="Times New Roman"/>
@@ -5540,7 +5540,7 @@
           <w:rFonts w:eastAsia="Times New Roman"/>
         </w:rPr>
       </w:pPr>
-      <w:bookmarkStart w:id="9" w:name="_Toc240373523"/>
+      <w:bookmarkStart w:id="9" w:name="_Toc240374312"/>
       <w:r>
         <w:rPr>
           <w:rFonts w:eastAsia="Times New Roman"/>
@@ -6197,7 +6197,7 @@
           <w:rFonts w:eastAsia="Times New Roman"/>
         </w:rPr>
       </w:pPr>
-      <w:bookmarkStart w:id="10" w:name="_Toc240373524"/>
+      <w:bookmarkStart w:id="10" w:name="_Toc240374313"/>
       <w:r>
         <w:rPr>
           <w:rFonts w:eastAsia="Times New Roman"/>
@@ -6660,7 +6660,7 @@
           <w:rFonts w:eastAsia="Times New Roman"/>
         </w:rPr>
       </w:pPr>
-      <w:bookmarkStart w:id="11" w:name="_Toc240373525"/>
+      <w:bookmarkStart w:id="11" w:name="_Toc240374314"/>
       <w:r>
         <w:rPr>
           <w:rFonts w:eastAsia="Times New Roman"/>
@@ -6907,7 +6907,7 @@
           <w:rFonts w:eastAsia="Times New Roman"/>
         </w:rPr>
       </w:pPr>
-      <w:bookmarkStart w:id="12" w:name="_Toc240373526"/>
+      <w:bookmarkStart w:id="12" w:name="_Toc240374315"/>
       <w:r>
         <w:rPr>
           <w:rFonts w:eastAsia="Times New Roman"/>
@@ -7057,7 +7057,7 @@
           <w:rFonts w:eastAsia="Times New Roman"/>
         </w:rPr>
       </w:pPr>
-      <w:bookmarkStart w:id="13" w:name="_Toc240373527"/>
+      <w:bookmarkStart w:id="13" w:name="_Toc240374316"/>
       <w:r>
         <w:rPr>
           <w:rFonts w:eastAsia="Times New Roman"/>
@@ -7360,7 +7360,7 @@
           <w:rFonts w:eastAsia="Times New Roman"/>
         </w:rPr>
       </w:pPr>
-      <w:bookmarkStart w:id="14" w:name="_Toc240373528"/>
+      <w:bookmarkStart w:id="14" w:name="_Toc240374317"/>
       <w:r>
         <w:rPr>
           <w:rFonts w:eastAsia="Times New Roman"/>
@@ -7554,7 +7554,7 @@
           <w:rFonts w:eastAsia="Times New Roman"/>
         </w:rPr>
       </w:pPr>
-      <w:bookmarkStart w:id="15" w:name="_Toc240373529"/>
+      <w:bookmarkStart w:id="15" w:name="_Toc240374318"/>
       <w:r>
         <w:rPr>
           <w:rFonts w:eastAsia="Times New Roman"/>
@@ -7891,7 +7891,7 @@
           <w:rFonts w:eastAsia="Times New Roman"/>
         </w:rPr>
       </w:pPr>
-      <w:bookmarkStart w:id="16" w:name="_Toc240373530"/>
+      <w:bookmarkStart w:id="16" w:name="_Toc240374319"/>
       <w:r>
         <w:rPr>
           <w:rFonts w:eastAsia="Times New Roman"/>
@@ -8681,7 +8681,7 @@
           <w:rFonts w:eastAsia="Times New Roman"/>
         </w:rPr>
       </w:pPr>
-      <w:bookmarkStart w:id="17" w:name="_Toc240373531"/>
+      <w:bookmarkStart w:id="17" w:name="_Toc240374320"/>
       <w:r>
         <w:rPr>
           <w:rFonts w:eastAsia="Times New Roman"/>
@@ -8880,7 +8880,7 @@
           <w:rFonts w:eastAsia="Times New Roman"/>
         </w:rPr>
       </w:pPr>
-      <w:bookmarkStart w:id="18" w:name="_Toc240373532"/>
+      <w:bookmarkStart w:id="18" w:name="_Toc240374321"/>
       <w:r>
         <w:rPr>
           <w:rFonts w:eastAsia="Times New Roman"/>
@@ -8910,7 +8910,7 @@
           <w:rFonts w:eastAsia="Times New Roman"/>
         </w:rPr>
       </w:pPr>
-      <w:bookmarkStart w:id="19" w:name="_Toc240373533"/>
+      <w:bookmarkStart w:id="19" w:name="_Toc240374322"/>
       <w:r>
         <w:rPr>
           <w:rFonts w:eastAsia="Times New Roman"/>
@@ -9154,7 +9154,7 @@
           <w:rFonts w:eastAsia="Times New Roman"/>
         </w:rPr>
       </w:pPr>
-      <w:bookmarkStart w:id="20" w:name="_Toc240373534"/>
+      <w:bookmarkStart w:id="20" w:name="_Toc240374323"/>
       <w:r>
         <w:rPr>
           <w:rFonts w:eastAsia="Times New Roman"/>
@@ -9696,7 +9696,7 @@
           <w:rFonts w:eastAsia="Times New Roman"/>
         </w:rPr>
       </w:pPr>
-      <w:bookmarkStart w:id="21" w:name="_Toc240373535"/>
+      <w:bookmarkStart w:id="21" w:name="_Toc240374324"/>
       <w:r>
         <w:rPr>
           <w:rFonts w:eastAsia="Times New Roman"/>
@@ -10355,7 +10355,7 @@
           <w:rFonts w:eastAsia="Times New Roman"/>
         </w:rPr>
       </w:pPr>
-      <w:bookmarkStart w:id="22" w:name="_Toc240373536"/>
+      <w:bookmarkStart w:id="22" w:name="_Toc240374325"/>
       <w:r>
         <w:rPr>
           <w:rFonts w:eastAsia="Times New Roman"/>
@@ -10808,7 +10808,7 @@
           <w:rFonts w:eastAsia="Times New Roman"/>
         </w:rPr>
       </w:pPr>
-      <w:bookmarkStart w:id="23" w:name="_Toc240373537"/>
+      <w:bookmarkStart w:id="23" w:name="_Toc240374326"/>
       <w:r>
         <w:rPr>
           <w:rFonts w:eastAsia="Times New Roman"/>
@@ -10838,7 +10838,7 @@
           <w:rFonts w:eastAsia="Times New Roman"/>
         </w:rPr>
       </w:pPr>
-      <w:bookmarkStart w:id="24" w:name="_Toc240373538"/>
+      <w:bookmarkStart w:id="24" w:name="_Toc240374327"/>
       <w:r>
         <w:rPr>
           <w:rFonts w:eastAsia="Times New Roman"/>
@@ -11781,7 +11781,7 @@
           <w:rFonts w:eastAsia="Times New Roman"/>
         </w:rPr>
       </w:pPr>
-      <w:bookmarkStart w:id="25" w:name="_Toc240373539"/>
+      <w:bookmarkStart w:id="25" w:name="_Toc240374328"/>
       <w:r>
         <w:rPr>
           <w:rFonts w:eastAsia="Times New Roman"/>
@@ -11807,7 +11807,7 @@
           <w:sz w:val="21"/>
           <w:szCs w:val="21"/>
         </w:rPr>
-        <w:t xml:space="preserve">153 jurisdictions are covered. The </w:t>
+        <w:t xml:space="preserve">153 jurisdictions are covered, together with 26 named sub-registers listed at the end. The </w:t>
       </w:r>
       <w:r>
         <w:rPr>
@@ -11838,7 +11838,385 @@
           <w:sz w:val="21"/>
           <w:szCs w:val="21"/>
         </w:rPr>
-        <w:t xml:space="preserve"> entries are STP's fifteen priority jurisdictions; the letter is the price tier per section 2.1, and — marks a jurisdiction priced individually.</w:t>
+        <w:t xml:space="preserve"> </w:t>
+      </w:r>
+      <w:r>
+        <w:rPr>
+          <w:rFonts w:ascii="Calibri" w:hAnsi="Calibri" w:cs="Calibri"/>
+          <w:color w:val="222233"/>
+          <w:sz w:val="21"/>
+          <w:szCs w:val="21"/>
+        </w:rPr>
+        <w:t>entries are STP's fifteen priority jurisdictions; the letter is the price tier per section 2.1, and — marks a jurisdiction that is not on a tier. Where a jurisdiction has no single national register, it is covered only through the sub-registers named below.</w:t>
+      </w:r>
+    </w:p>
+    <w:p>
+      <w:pPr>
+        <w:divId w:val="1671717101"/>
+        <w:rPr>
+          <w:rFonts w:ascii="Calibri" w:eastAsia="Times New Roman" w:hAnsi="Calibri" w:cs="Calibri"/>
+          <w:color w:val="222233"/>
+          <w:sz w:val="21"/>
+          <w:szCs w:val="21"/>
+        </w:rPr>
+      </w:pPr>
+      <w:r>
+        <w:rPr>
+          <w:rFonts w:ascii="Calibri" w:eastAsia="Times New Roman" w:hAnsi="Calibri" w:cs="Calibri"/>
+          <w:color w:val="222233"/>
+          <w:sz w:val="21"/>
+          <w:szCs w:val="21"/>
+        </w:rPr>
+        <w:t>Europe 49</w:t>
+      </w:r>
+    </w:p>
+    <w:p>
+      <w:pPr>
+        <w:pStyle w:val="StandardWeb"/>
+        <w:rPr>
+          <w:rFonts w:ascii="Calibri" w:hAnsi="Calibri" w:cs="Calibri"/>
+          <w:color w:val="222233"/>
+          <w:sz w:val="21"/>
+          <w:szCs w:val="21"/>
+        </w:rPr>
+      </w:pPr>
+      <w:r>
+        <w:rPr>
+          <w:rFonts w:ascii="Calibri" w:hAnsi="Calibri" w:cs="Calibri"/>
+          <w:color w:val="222233"/>
+          <w:sz w:val="21"/>
+          <w:szCs w:val="21"/>
+        </w:rPr>
+        <w:t>Aaland Islands B, Albania A, Austria B, Belarus A, Belgium A, Bosnia and Herzegovina A, Bulgaria A, Croatia A, Cyprus B, Czech Republic A, Denmark A, Estonia A, Faroe Islands A, Finland B, France C, Germany A, Gibraltar B, Greece A, Guernsey C, Hungary A, Iceland A, Ireland A, Isle of Man B, Italy B, Jersey A, Kosovo A, Latvia A, Liechtenstein B, Luxembourg B, Malta B, Moldova A, Monaco C, Montenegro A, Netherlands A, North Macedonia B, Norway A, Poland A, Portugal C, Romania B, Russia A, San Marino B, Serb</w:t>
+      </w:r>
+      <w:r>
+        <w:rPr>
+          <w:rFonts w:ascii="Calibri" w:hAnsi="Calibri" w:cs="Calibri"/>
+          <w:color w:val="222233"/>
+          <w:sz w:val="21"/>
+          <w:szCs w:val="21"/>
+        </w:rPr>
+        <w:t>ia A, Slovakia A, Slovenia A, Spain B, Sweden C, Switzerland A, Ukraine A, United Kingdom A</w:t>
+      </w:r>
+    </w:p>
+    <w:p>
+      <w:pPr>
+        <w:divId w:val="72434095"/>
+        <w:rPr>
+          <w:rFonts w:ascii="Calibri" w:eastAsia="Times New Roman" w:hAnsi="Calibri" w:cs="Calibri"/>
+          <w:color w:val="222233"/>
+          <w:sz w:val="21"/>
+          <w:szCs w:val="21"/>
+        </w:rPr>
+      </w:pPr>
+      <w:r>
+        <w:rPr>
+          <w:rFonts w:ascii="Calibri" w:eastAsia="Times New Roman" w:hAnsi="Calibri" w:cs="Calibri"/>
+          <w:color w:val="222233"/>
+          <w:sz w:val="21"/>
+          <w:szCs w:val="21"/>
+        </w:rPr>
+        <w:t>Americas 32</w:t>
+      </w:r>
+    </w:p>
+    <w:p>
+      <w:pPr>
+        <w:pStyle w:val="StandardWeb"/>
+        <w:rPr>
+          <w:rFonts w:ascii="Calibri" w:hAnsi="Calibri" w:cs="Calibri"/>
+          <w:color w:val="222233"/>
+          <w:sz w:val="21"/>
+          <w:szCs w:val="21"/>
+        </w:rPr>
+      </w:pPr>
+      <w:r>
+        <w:rPr>
+          <w:rFonts w:ascii="Calibri" w:hAnsi="Calibri" w:cs="Calibri"/>
+          <w:color w:val="222233"/>
+          <w:sz w:val="21"/>
+          <w:szCs w:val="21"/>
+        </w:rPr>
+        <w:t>Anguilla C, Argentina A, Aruba B, Bahamas B, Belize C, Bermuda B, Bolivia A, Bonaire, Sint Eustatius and Saba B, Brazil B, British Virgin Islands D, Canada B, Cayman Islands C, Chile A, Colombia A, Costa Rica B, Curacao A, Ecuador A, Greenland A, Guadeloupe A, Honduras A, Jamaica A, Martinique A, Mexico A, Montserrat A, Panama A, Paraguay A, Peru A, Puerto Rico A, Saint Vincent and the Grenadines A, Trinidad and Tobago A, U.S. Virgin Islands A, United States —</w:t>
+      </w:r>
+    </w:p>
+    <w:p>
+      <w:pPr>
+        <w:divId w:val="2026515666"/>
+        <w:rPr>
+          <w:rFonts w:ascii="Calibri" w:eastAsia="Times New Roman" w:hAnsi="Calibri" w:cs="Calibri"/>
+          <w:color w:val="222233"/>
+          <w:sz w:val="21"/>
+          <w:szCs w:val="21"/>
+        </w:rPr>
+      </w:pPr>
+      <w:r>
+        <w:rPr>
+          <w:rFonts w:ascii="Calibri" w:eastAsia="Times New Roman" w:hAnsi="Calibri" w:cs="Calibri"/>
+          <w:color w:val="222233"/>
+          <w:sz w:val="21"/>
+          <w:szCs w:val="21"/>
+        </w:rPr>
+        <w:t>Asia 28</w:t>
+      </w:r>
+    </w:p>
+    <w:p>
+      <w:pPr>
+        <w:pStyle w:val="StandardWeb"/>
+        <w:rPr>
+          <w:rFonts w:ascii="Calibri" w:hAnsi="Calibri" w:cs="Calibri"/>
+          <w:color w:val="222233"/>
+          <w:sz w:val="21"/>
+          <w:szCs w:val="21"/>
+        </w:rPr>
+      </w:pPr>
+      <w:r>
+        <w:rPr>
+          <w:rFonts w:ascii="Calibri" w:hAnsi="Calibri" w:cs="Calibri"/>
+          <w:color w:val="222233"/>
+          <w:sz w:val="21"/>
+          <w:szCs w:val="21"/>
+        </w:rPr>
+        <w:t>Armenia B, Australia B, Azerbaijan A, Brunei C, Cambodia A, China A, Georgia A, Hong Kong B, India A, Indonesia C, Japan A, Kazakhstan A, Kyrgyzstan A, Laos A, Macau A, Malaysia B, Maldives A, Myanmar A, Nepal A, Pakistan B, Philippines B, Singapore A, South Korea A, Sri Lanka A, Taiwan A, Thailand A, Uzbekistan A, Vietnam B</w:t>
+      </w:r>
+    </w:p>
+    <w:p>
+      <w:pPr>
+        <w:divId w:val="437874650"/>
+        <w:rPr>
+          <w:rFonts w:ascii="Calibri" w:eastAsia="Times New Roman" w:hAnsi="Calibri" w:cs="Calibri"/>
+          <w:color w:val="222233"/>
+          <w:sz w:val="21"/>
+          <w:szCs w:val="21"/>
+        </w:rPr>
+      </w:pPr>
+      <w:r>
+        <w:rPr>
+          <w:rFonts w:ascii="Calibri" w:eastAsia="Times New Roman" w:hAnsi="Calibri" w:cs="Calibri"/>
+          <w:color w:val="222233"/>
+          <w:sz w:val="21"/>
+          <w:szCs w:val="21"/>
+        </w:rPr>
+        <w:t>Middle East 12</w:t>
+      </w:r>
+    </w:p>
+    <w:p>
+      <w:pPr>
+        <w:pStyle w:val="StandardWeb"/>
+        <w:rPr>
+          <w:rFonts w:ascii="Calibri" w:hAnsi="Calibri" w:cs="Calibri"/>
+          <w:color w:val="222233"/>
+          <w:sz w:val="21"/>
+          <w:szCs w:val="21"/>
+        </w:rPr>
+      </w:pPr>
+      <w:r>
+        <w:rPr>
+          <w:rFonts w:ascii="Calibri" w:hAnsi="Calibri" w:cs="Calibri"/>
+          <w:color w:val="222233"/>
+          <w:sz w:val="21"/>
+          <w:szCs w:val="21"/>
+        </w:rPr>
+        <w:t>Bahrain A, Iran A, Iraq A, Israel A, Jordan A, Kuwait A, Oman A, Palestine A, Qatar A, Turkey A, United Arab Emirates A, Yemen A</w:t>
+      </w:r>
+    </w:p>
+    <w:p>
+      <w:pPr>
+        <w:divId w:val="819151777"/>
+        <w:rPr>
+          <w:rFonts w:ascii="Calibri" w:eastAsia="Times New Roman" w:hAnsi="Calibri" w:cs="Calibri"/>
+          <w:color w:val="222233"/>
+          <w:sz w:val="21"/>
+          <w:szCs w:val="21"/>
+        </w:rPr>
+      </w:pPr>
+      <w:r>
+        <w:rPr>
+          <w:rFonts w:ascii="Calibri" w:eastAsia="Times New Roman" w:hAnsi="Calibri" w:cs="Calibri"/>
+          <w:color w:val="222233"/>
+          <w:sz w:val="21"/>
+          <w:szCs w:val="21"/>
+        </w:rPr>
+        <w:t>Africa 19</w:t>
+      </w:r>
+    </w:p>
+    <w:p>
+      <w:pPr>
+        <w:pStyle w:val="StandardWeb"/>
+        <w:rPr>
+          <w:rFonts w:ascii="Calibri" w:hAnsi="Calibri" w:cs="Calibri"/>
+          <w:color w:val="222233"/>
+          <w:sz w:val="21"/>
+          <w:szCs w:val="21"/>
+        </w:rPr>
+      </w:pPr>
+      <w:r>
+        <w:rPr>
+          <w:rFonts w:ascii="Calibri" w:hAnsi="Calibri" w:cs="Calibri"/>
+          <w:color w:val="222233"/>
+          <w:sz w:val="21"/>
+          <w:szCs w:val="21"/>
+        </w:rPr>
+        <w:t>Angola A, Botswana A, Burkina Faso A, Djibouti A, Ethiopia A, Kenya B, Lesotho A, Madagascar A, Mauritius A, Mayotte A, Morocco C, Nigeria B, Reunion A, Senegal A, Seychelles C, South Africa A, Togo A, Tunisia A, Zambia B</w:t>
+      </w:r>
+    </w:p>
+    <w:p>
+      <w:pPr>
+        <w:divId w:val="368334686"/>
+        <w:rPr>
+          <w:rFonts w:ascii="Calibri" w:eastAsia="Times New Roman" w:hAnsi="Calibri" w:cs="Calibri"/>
+          <w:color w:val="222233"/>
+          <w:sz w:val="21"/>
+          <w:szCs w:val="21"/>
+        </w:rPr>
+      </w:pPr>
+      <w:r>
+        <w:rPr>
+          <w:rFonts w:ascii="Calibri" w:eastAsia="Times New Roman" w:hAnsi="Calibri" w:cs="Calibri"/>
+          <w:color w:val="222233"/>
+          <w:sz w:val="21"/>
+          <w:szCs w:val="21"/>
+        </w:rPr>
+        <w:t>Oceania 13</w:t>
+      </w:r>
+    </w:p>
+    <w:p>
+      <w:pPr>
+        <w:pStyle w:val="StandardWeb"/>
+        <w:rPr>
+          <w:rFonts w:ascii="Calibri" w:hAnsi="Calibri" w:cs="Calibri"/>
+          <w:color w:val="222233"/>
+          <w:sz w:val="21"/>
+          <w:szCs w:val="21"/>
+        </w:rPr>
+      </w:pPr>
+      <w:r>
+        <w:rPr>
+          <w:rFonts w:ascii="Calibri" w:hAnsi="Calibri" w:cs="Calibri"/>
+          <w:color w:val="222233"/>
+          <w:sz w:val="21"/>
+          <w:szCs w:val="21"/>
+        </w:rPr>
+        <w:t>Christmas Island B, Cocos (Keeling) Islands B, Cook Islands A, Fiji B, French Polynesia A, Marshall Islands A, New Caledonia B, New Zealand A, Papua New Guinea A, Samoa A, Solomon Islands A, Tonga A, Vanuatu A</w:t>
+      </w:r>
+    </w:p>
+    <w:p>
+      <w:pPr>
+        <w:divId w:val="1592162045"/>
+        <w:rPr>
+          <w:rFonts w:ascii="Calibri" w:eastAsia="Times New Roman" w:hAnsi="Calibri" w:cs="Calibri"/>
+          <w:color w:val="222233"/>
+          <w:sz w:val="21"/>
+          <w:szCs w:val="21"/>
+        </w:rPr>
+      </w:pPr>
+      <w:r>
+        <w:rPr>
+          <w:rFonts w:ascii="Calibri" w:eastAsia="Times New Roman" w:hAnsi="Calibri" w:cs="Calibri"/>
+          <w:color w:val="222233"/>
+          <w:sz w:val="21"/>
+          <w:szCs w:val="21"/>
+        </w:rPr>
+        <w:t>Sub-registers — where the parent jurisdiction has no single national register 26</w:t>
+      </w:r>
+    </w:p>
+    <w:p>
+      <w:pPr>
+        <w:pStyle w:val="subnote"/>
+        <w:rPr>
+          <w:rFonts w:ascii="Calibri" w:hAnsi="Calibri" w:cs="Calibri"/>
+          <w:color w:val="222233"/>
+          <w:sz w:val="21"/>
+          <w:szCs w:val="21"/>
+        </w:rPr>
+      </w:pPr>
+      <w:r>
+        <w:rPr>
+          <w:rStyle w:val="Fett"/>
+          <w:rFonts w:ascii="Calibri" w:hAnsi="Calibri" w:cs="Calibri"/>
+          <w:color w:val="222233"/>
+          <w:sz w:val="21"/>
+          <w:szCs w:val="21"/>
+        </w:rPr>
+        <w:t>Canada</w:t>
+      </w:r>
+      <w:r>
+        <w:rPr>
+          <w:rFonts w:ascii="Calibri" w:hAnsi="Calibri" w:cs="Calibri"/>
+          <w:color w:val="222233"/>
+          <w:sz w:val="21"/>
+          <w:szCs w:val="21"/>
+        </w:rPr>
+        <w:t xml:space="preserve"> resolves only in the following 3, and a Case can be placed only in one of them:</w:t>
+      </w:r>
+    </w:p>
+    <w:p>
+      <w:pPr>
+        <w:pStyle w:val="StandardWeb"/>
+        <w:rPr>
+          <w:rFonts w:ascii="Calibri" w:hAnsi="Calibri" w:cs="Calibri"/>
+          <w:color w:val="222233"/>
+          <w:sz w:val="21"/>
+          <w:szCs w:val="21"/>
+        </w:rPr>
+      </w:pPr>
+      <w:r>
+        <w:rPr>
+          <w:rFonts w:ascii="Calibri" w:hAnsi="Calibri" w:cs="Calibri"/>
+          <w:color w:val="222233"/>
+          <w:sz w:val="21"/>
+          <w:szCs w:val="21"/>
+        </w:rPr>
+        <w:t>British Columbia B, Newfoundland and Labrador B, Northwest Territories B</w:t>
+      </w:r>
+    </w:p>
+    <w:p>
+      <w:pPr>
+        <w:pStyle w:val="subnote"/>
+        <w:rPr>
+          <w:rFonts w:ascii="Calibri" w:hAnsi="Calibri" w:cs="Calibri"/>
+          <w:color w:val="222233"/>
+          <w:sz w:val="21"/>
+          <w:szCs w:val="21"/>
+        </w:rPr>
+      </w:pPr>
+      <w:r>
+        <w:rPr>
+          <w:rStyle w:val="Fett"/>
+          <w:rFonts w:ascii="Calibri" w:hAnsi="Calibri" w:cs="Calibri"/>
+          <w:color w:val="222233"/>
+          <w:sz w:val="21"/>
+          <w:szCs w:val="21"/>
+        </w:rPr>
+        <w:t>United States</w:t>
+      </w:r>
+      <w:r>
+        <w:rPr>
+          <w:rFonts w:ascii="Calibri" w:hAnsi="Calibri" w:cs="Calibri"/>
+          <w:color w:val="222233"/>
+          <w:sz w:val="21"/>
+          <w:szCs w:val="21"/>
+        </w:rPr>
+        <w:t xml:space="preserve"> resolves only in the following 23, and a Case can be placed only in one of them:</w:t>
+      </w:r>
+    </w:p>
+    <w:p>
+      <w:pPr>
+        <w:pStyle w:val="StandardWeb"/>
+        <w:rPr>
+          <w:rFonts w:ascii="Calibri" w:hAnsi="Calibri" w:cs="Calibri"/>
+          <w:color w:val="222233"/>
+          <w:sz w:val="21"/>
+          <w:szCs w:val="21"/>
+        </w:rPr>
+      </w:pPr>
+      <w:r>
+        <w:rPr>
+          <w:rFonts w:ascii="Calibri" w:hAnsi="Calibri" w:cs="Calibri"/>
+          <w:color w:val="222233"/>
+          <w:sz w:val="21"/>
+          <w:szCs w:val="21"/>
+        </w:rPr>
+        <w:t>Alabama A, Arkansas A, Colorado A, Connecticut A, Delaware A, Florida A, Hawaii A, Idaho A, Iowa A, Kentucky A, Massachusetts A, Minnesota A, Mississippi A, Missouri A, New Jersey A, New Mexico A, New York A, North Dakota A, Oregon A, Rhode Island A, Vermont A, West Virginia A, Wisconsin A</w:t>
       </w:r>
     </w:p>
     <w:p>
@@ -11883,7 +12261,7 @@
           <w:rFonts w:eastAsia="Times New Roman"/>
         </w:rPr>
       </w:pPr>
-      <w:bookmarkStart w:id="26" w:name="_Toc240373540"/>
+      <w:bookmarkStart w:id="26" w:name="_Toc240374329"/>
       <w:r>
         <w:rPr>
           <w:rFonts w:eastAsia="Times New Roman"/>
@@ -11899,7 +12277,7 @@
           <w:rFonts w:eastAsia="Times New Roman"/>
         </w:rPr>
       </w:pPr>
-      <w:bookmarkStart w:id="27" w:name="_Toc240373541"/>
+      <w:bookmarkStart w:id="27" w:name="_Toc240374330"/>
       <w:r>
         <w:rPr>
           <w:rFonts w:eastAsia="Times New Roman"/>
@@ -11963,7 +12341,16 @@
           <w:sz w:val="21"/>
           <w:szCs w:val="21"/>
         </w:rPr>
-        <w:t xml:space="preserve"> applies on top of the case price. The surcharge differs per jurisdiction and per document kind.</w:t>
+        <w:t xml:space="preserve"> </w:t>
+      </w:r>
+      <w:r>
+        <w:rPr>
+          <w:rFonts w:ascii="Calibri" w:hAnsi="Calibri" w:cs="Calibri"/>
+          <w:color w:val="222233"/>
+          <w:sz w:val="21"/>
+          <w:szCs w:val="21"/>
+        </w:rPr>
+        <w:t>applies on top of the case price. The surcharge differs per jurisdiction and per document kind.</w:t>
       </w:r>
     </w:p>
     <w:p>
@@ -12086,7 +12473,16 @@
           <w:sz w:val="21"/>
           <w:szCs w:val="21"/>
         </w:rPr>
-        <w:t xml:space="preserve"> per case. Where nothing is agreed, it is retrieved only on request.</w:t>
+        <w:t xml:space="preserve"> </w:t>
+      </w:r>
+      <w:r>
+        <w:rPr>
+          <w:rFonts w:ascii="Calibri" w:eastAsia="Times New Roman" w:hAnsi="Calibri" w:cs="Calibri"/>
+          <w:color w:val="222233"/>
+          <w:sz w:val="21"/>
+          <w:szCs w:val="21"/>
+        </w:rPr>
+        <w:t>per case. Where nothing is agreed, it is retrieved only on request.</w:t>
       </w:r>
     </w:p>
     <w:p>
@@ -12096,7 +12492,7 @@
           <w:rFonts w:eastAsia="Times New Roman"/>
         </w:rPr>
       </w:pPr>
-      <w:bookmarkStart w:id="28" w:name="_Toc240373542"/>
+      <w:bookmarkStart w:id="28" w:name="_Toc240374331"/>
       <w:r>
         <w:rPr>
           <w:rFonts w:eastAsia="Times New Roman"/>
@@ -12132,7 +12528,7 @@
           <w:rFonts w:eastAsia="Times New Roman"/>
         </w:rPr>
       </w:pPr>
-      <w:bookmarkStart w:id="29" w:name="_Toc240373543"/>
+      <w:bookmarkStart w:id="29" w:name="_Toc240374332"/>
       <w:r>
         <w:rPr>
           <w:rFonts w:eastAsia="Times New Roman"/>
@@ -12222,7 +12618,7 @@
           <w:rFonts w:eastAsia="Times New Roman"/>
         </w:rPr>
       </w:pPr>
-      <w:bookmarkStart w:id="30" w:name="_Toc240373544"/>
+      <w:bookmarkStart w:id="30" w:name="_Toc240374333"/>
       <w:r>
         <w:rPr>
           <w:rFonts w:eastAsia="Times New Roman"/>
@@ -12252,7 +12648,7 @@
           <w:rFonts w:eastAsia="Times New Roman"/>
         </w:rPr>
       </w:pPr>
-      <w:bookmarkStart w:id="31" w:name="_Toc240373545"/>
+      <w:bookmarkStart w:id="31" w:name="_Toc240374334"/>
       <w:r>
         <w:rPr>
           <w:rFonts w:eastAsia="Times New Roman"/>
@@ -12384,7 +12780,7 @@
           <w:rFonts w:eastAsia="Times New Roman"/>
         </w:rPr>
       </w:pPr>
-      <w:bookmarkStart w:id="32" w:name="_Toc240373546"/>
+      <w:bookmarkStart w:id="32" w:name="_Toc240374335"/>
       <w:r>
         <w:rPr>
           <w:rFonts w:eastAsia="Times New Roman"/>
@@ -12805,7 +13201,7 @@
           <w:rFonts w:eastAsia="Times New Roman"/>
         </w:rPr>
       </w:pPr>
-      <w:bookmarkStart w:id="33" w:name="_Toc240373547"/>
+      <w:bookmarkStart w:id="33" w:name="_Toc240374336"/>
       <w:r>
         <w:rPr>
           <w:rFonts w:eastAsia="Times New Roman"/>
@@ -12861,7 +13257,7 @@
           <w:rFonts w:eastAsia="Times New Roman"/>
         </w:rPr>
       </w:pPr>
-      <w:bookmarkStart w:id="34" w:name="_Toc240373548"/>
+      <w:bookmarkStart w:id="34" w:name="_Toc240374337"/>
       <w:r>
         <w:rPr>
           <w:rFonts w:eastAsia="Times New Roman"/>
@@ -13021,7 +13417,7 @@
           <w:rFonts w:eastAsia="Times New Roman"/>
         </w:rPr>
       </w:pPr>
-      <w:bookmarkStart w:id="35" w:name="_Toc240373549"/>
+      <w:bookmarkStart w:id="35" w:name="_Toc240374338"/>
       <w:r>
         <w:rPr>
           <w:rFonts w:eastAsia="Times New Roman"/>
@@ -13223,7 +13619,7 @@
           <w:rFonts w:eastAsia="Times New Roman"/>
         </w:rPr>
       </w:pPr>
-      <w:bookmarkStart w:id="36" w:name="_Toc240373550"/>
+      <w:bookmarkStart w:id="36" w:name="_Toc240374339"/>
       <w:r>
         <w:rPr>
           <w:rFonts w:eastAsia="Times New Roman"/>
@@ -13294,7 +13690,7 @@
           <w:rFonts w:eastAsia="Times New Roman"/>
         </w:rPr>
       </w:pPr>
-      <w:bookmarkStart w:id="37" w:name="_Toc240373551"/>
+      <w:bookmarkStart w:id="37" w:name="_Toc240374340"/>
       <w:r>
         <w:rPr>
           <w:rFonts w:eastAsia="Times New Roman"/>
@@ -13324,7 +13720,7 @@
           <w:rFonts w:eastAsia="Times New Roman"/>
         </w:rPr>
       </w:pPr>
-      <w:bookmarkStart w:id="38" w:name="_Toc240373552"/>
+      <w:bookmarkStart w:id="38" w:name="_Toc240374341"/>
       <w:r>
         <w:rPr>
           <w:rFonts w:eastAsia="Times New Roman"/>
@@ -13981,7 +14377,7 @@
           <w:rFonts w:eastAsia="Times New Roman"/>
         </w:rPr>
       </w:pPr>
-      <w:bookmarkStart w:id="39" w:name="_Toc240373553"/>
+      <w:bookmarkStart w:id="39" w:name="_Toc240374342"/>
       <w:r>
         <w:rPr>
           <w:rFonts w:eastAsia="Times New Roman"/>
@@ -14052,7 +14448,7 @@
           <w:rFonts w:eastAsia="Times New Roman"/>
         </w:rPr>
       </w:pPr>
-      <w:bookmarkStart w:id="40" w:name="_Toc240373554"/>
+      <w:bookmarkStart w:id="40" w:name="_Toc240374343"/>
       <w:r>
         <w:rPr>
           <w:rFonts w:eastAsia="Times New Roman"/>
@@ -14082,7 +14478,7 @@
           <w:rFonts w:eastAsia="Times New Roman"/>
         </w:rPr>
       </w:pPr>
-      <w:bookmarkStart w:id="41" w:name="_Toc240373555"/>
+      <w:bookmarkStart w:id="41" w:name="_Toc240374344"/>
       <w:r>
         <w:rPr>
           <w:rFonts w:eastAsia="Times New Roman"/>
@@ -14177,7 +14573,7 @@
           <w:rFonts w:eastAsia="Times New Roman"/>
         </w:rPr>
       </w:pPr>
-      <w:bookmarkStart w:id="42" w:name="_Toc240373556"/>
+      <w:bookmarkStart w:id="42" w:name="_Toc240374345"/>
       <w:r>
         <w:rPr>
           <w:rFonts w:eastAsia="Times New Roman"/>
@@ -14546,7 +14942,7 @@
           <w:rFonts w:eastAsia="Times New Roman"/>
         </w:rPr>
       </w:pPr>
-      <w:bookmarkStart w:id="43" w:name="_Toc240373557"/>
+      <w:bookmarkStart w:id="43" w:name="_Toc240374346"/>
       <w:r>
         <w:rPr>
           <w:rFonts w:eastAsia="Times New Roman"/>
@@ -14588,9 +14984,9 @@
 <file path=word/numbering.xml><?xml version="1.0" encoding="utf-8"?>
 <w:numbering xmlns:wpc="http://schemas.microsoft.com/office/word/2010/wordprocessingCanvas" xmlns:cx="http://schemas.microsoft.com/office/drawing/2014/chartex" xmlns:cx1="http://schemas.microsoft.com/office/drawing/2015/9/8/chartex" xmlns:cx2="http://schemas.microsoft.com/office/drawing/2015/10/21/chartex" xmlns:cx3="http://schemas.microsoft.com/office/drawing/2016/5/9/chartex" xmlns:cx4="http://schemas.microsoft.com/office/drawing/2016/5/10/chartex" xmlns:cx5="http://schemas.microsoft.com/office/drawing/2016/5/11/chartex" xmlns:cx6="http://schemas.microsoft.com/office/drawing/2016/5/12/chartex" xmlns:cx7="http://schemas.microsoft.com/office/drawing/2016/5/13/chartex" xmlns:cx8="http://schemas.microsoft.com/office/drawing/2016/5/14/chartex" xmlns:mc="http://schemas.openxmlformats.org/markup-compatibility/2006" xmlns:aink="http://schemas.microsoft.com/office/drawing/2016/ink" xmlns:am3d="http://schemas.microsoft.com/office/drawing/2017/model3d" xmlns:o="urn:schemas-microsoft-com:office:office" xmlns:oel="http://schemas.microsoft.com/office/2019/extlst" xmlns:r="http://schemas.openxmlformats.org/officeDocument/2006/relationships" xmlns:m="http://schemas.openxmlformats.org/officeDocument/2006/math" xmlns:v="urn:schemas-microsoft-com:vml" xmlns:wp14="http://schemas.microsoft.com/office/word/2010/wordprocessingDrawing" xmlns:wp="http://schemas.openxmlformats.org/drawingml/2006/wordprocessingDrawing" xmlns:w10="urn:schemas-microsoft-com:office:word" xmlns:w="http://schemas.openxmlformats.org/wordprocessingml/2006/main" xmlns:w14="http://schemas.microsoft.com/office/word/2010/wordml" xmlns:w15="http://schemas.microsoft.com/office/word/2012/wordml" xmlns:w16cex="http://schemas.microsoft.com/office/word/2018/wordml/cex" xmlns:w16cid="http://schemas.microsoft.com/office/word/2016/wordml/cid" xmlns:w16="http://schemas.microsoft.com/office/word/2018/wordml" xmlns:w16du="http://schemas.microsoft.com/office/word/2023/wordml/word16du" xmlns:w16sdtdh="http://schemas.microsoft.com/office/word/2020/wordml/sdtdatahash" xmlns:w16sdtfl="http://schemas.microsoft.com/office/word/2024/wordml/sdtformatlock" xmlns:w16se="http://schemas.microsoft.com/office/word/2015/wordml/symex" xmlns:wpg="http://schemas.microsoft.com/office/word/2010/wordprocessingGroup" xmlns:wpi="http://schemas.microsoft.com/office/word/2010/wordprocessingInk" xmlns:wne="http://schemas.microsoft.com/office/word/2006/wordml" xmlns:wps="http://schemas.microsoft.com/office/word/2010/wordprocessingShape" mc:Ignorable="w14 w15 w16se w16cid w16 w16cex w16sdtdh w16sdtfl w16du wp14">
   <w:abstractNum w:abstractNumId="0" w15:restartNumberingAfterBreak="0">
-    <w:nsid w:val="386D6116"/>
+    <w:nsid w:val="15ED6848"/>
     <w:multiLevelType w:val="multilevel"/>
-    <w:tmpl w:val="42B44862"/>
+    <w:tmpl w:val="D77C3694"/>
     <w:lvl w:ilvl="0">
       <w:start w:val="1"/>
       <w:numFmt w:val="bullet"/>
@@ -14737,9 +15133,9 @@
     </w:lvl>
   </w:abstractNum>
   <w:abstractNum w:abstractNumId="1" w15:restartNumberingAfterBreak="0">
-    <w:nsid w:val="479677CA"/>
+    <w:nsid w:val="3CB35D54"/>
     <w:multiLevelType w:val="multilevel"/>
-    <w:tmpl w:val="BCEC622E"/>
+    <w:tmpl w:val="3BAA76A8"/>
     <w:lvl w:ilvl="0">
       <w:start w:val="1"/>
       <w:numFmt w:val="bullet"/>
@@ -14886,9 +15282,158 @@
     </w:lvl>
   </w:abstractNum>
   <w:abstractNum w:abstractNumId="2" w15:restartNumberingAfterBreak="0">
-    <w:nsid w:val="4F81430B"/>
+    <w:nsid w:val="667973A6"/>
     <w:multiLevelType w:val="multilevel"/>
-    <w:tmpl w:val="9E8CE8C8"/>
+    <w:tmpl w:val="F6FA6DA8"/>
+    <w:lvl w:ilvl="0">
+      <w:start w:val="1"/>
+      <w:numFmt w:val="bullet"/>
+      <w:lvlText w:val=""/>
+      <w:lvlJc w:val="left"/>
+      <w:pPr>
+        <w:tabs>
+          <w:tab w:val="num" w:pos="720"/>
+        </w:tabs>
+        <w:ind w:left="720" w:hanging="360"/>
+      </w:pPr>
+      <w:rPr>
+        <w:rFonts w:ascii="Symbol" w:hAnsi="Symbol" w:hint="default"/>
+        <w:sz w:val="20"/>
+      </w:rPr>
+    </w:lvl>
+    <w:lvl w:ilvl="1" w:tentative="1">
+      <w:start w:val="1"/>
+      <w:numFmt w:val="bullet"/>
+      <w:lvlText w:val="o"/>
+      <w:lvlJc w:val="left"/>
+      <w:pPr>
+        <w:tabs>
+          <w:tab w:val="num" w:pos="1440"/>
+        </w:tabs>
+        <w:ind w:left="1440" w:hanging="360"/>
+      </w:pPr>
+      <w:rPr>
+        <w:rFonts w:ascii="Courier New" w:hAnsi="Courier New" w:hint="default"/>
+        <w:sz w:val="20"/>
+      </w:rPr>
+    </w:lvl>
+    <w:lvl w:ilvl="2" w:tentative="1">
+      <w:start w:val="1"/>
+      <w:numFmt w:val="bullet"/>
+      <w:lvlText w:val=""/>
+      <w:lvlJc w:val="left"/>
+      <w:pPr>
+        <w:tabs>
+          <w:tab w:val="num" w:pos="2160"/>
+        </w:tabs>
+        <w:ind w:left="2160" w:hanging="360"/>
+      </w:pPr>
+      <w:rPr>
+        <w:rFonts w:ascii="Wingdings" w:hAnsi="Wingdings" w:hint="default"/>
+        <w:sz w:val="20"/>
+      </w:rPr>
+    </w:lvl>
+    <w:lvl w:ilvl="3" w:tentative="1">
+      <w:start w:val="1"/>
+      <w:numFmt w:val="bullet"/>
+      <w:lvlText w:val=""/>
+      <w:lvlJc w:val="left"/>
+      <w:pPr>
+        <w:tabs>
+          <w:tab w:val="num" w:pos="2880"/>
+        </w:tabs>
+        <w:ind w:left="2880" w:hanging="360"/>
+      </w:pPr>
+      <w:rPr>
+        <w:rFonts w:ascii="Wingdings" w:hAnsi="Wingdings" w:hint="default"/>
+        <w:sz w:val="20"/>
+      </w:rPr>
+    </w:lvl>
+    <w:lvl w:ilvl="4" w:tentative="1">
+      <w:start w:val="1"/>
+      <w:numFmt w:val="bullet"/>
+      <w:lvlText w:val=""/>
+      <w:lvlJc w:val="left"/>
+      <w:pPr>
+        <w:tabs>
+          <w:tab w:val="num" w:pos="3600"/>
+        </w:tabs>
+        <w:ind w:left="3600" w:hanging="360"/>
+      </w:pPr>
+      <w:rPr>
+        <w:rFonts w:ascii="Wingdings" w:hAnsi="Wingdings" w:hint="default"/>
+        <w:sz w:val="20"/>
+      </w:rPr>
+    </w:lvl>
+    <w:lvl w:ilvl="5" w:tentative="1">
+      <w:start w:val="1"/>
+      <w:numFmt w:val="bullet"/>
+      <w:lvlText w:val=""/>
+      <w:lvlJc w:val="left"/>
+      <w:pPr>
+        <w:tabs>
+          <w:tab w:val="num" w:pos="4320"/>
+        </w:tabs>
+        <w:ind w:left="4320" w:hanging="360"/>
+      </w:pPr>
+      <w:rPr>
+        <w:rFonts w:ascii="Wingdings" w:hAnsi="Wingdings" w:hint="default"/>
+        <w:sz w:val="20"/>
+      </w:rPr>
+    </w:lvl>
+    <w:lvl w:ilvl="6" w:tentative="1">
+      <w:start w:val="1"/>
+      <w:numFmt w:val="bullet"/>
+      <w:lvlText w:val=""/>
+      <w:lvlJc w:val="left"/>
+      <w:pPr>
+        <w:tabs>
+          <w:tab w:val="num" w:pos="5040"/>
+        </w:tabs>
+        <w:ind w:left="5040" w:hanging="360"/>
+      </w:pPr>
+      <w:rPr>
+        <w:rFonts w:ascii="Wingdings" w:hAnsi="Wingdings" w:hint="default"/>
+        <w:sz w:val="20"/>
+      </w:rPr>
+    </w:lvl>
+    <w:lvl w:ilvl="7" w:tentative="1">
+      <w:start w:val="1"/>
+      <w:numFmt w:val="bullet"/>
+      <w:lvlText w:val=""/>
+      <w:lvlJc w:val="left"/>
+      <w:pPr>
+        <w:tabs>
+          <w:tab w:val="num" w:pos="5760"/>
+        </w:tabs>
+        <w:ind w:left="5760" w:hanging="360"/>
+      </w:pPr>
+      <w:rPr>
+        <w:rFonts w:ascii="Wingdings" w:hAnsi="Wingdings" w:hint="default"/>
+        <w:sz w:val="20"/>
+      </w:rPr>
+    </w:lvl>
+    <w:lvl w:ilvl="8" w:tentative="1">
+      <w:start w:val="1"/>
+      <w:numFmt w:val="bullet"/>
+      <w:lvlText w:val=""/>
+      <w:lvlJc w:val="left"/>
+      <w:pPr>
+        <w:tabs>
+          <w:tab w:val="num" w:pos="6480"/>
+        </w:tabs>
+        <w:ind w:left="6480" w:hanging="360"/>
+      </w:pPr>
+      <w:rPr>
+        <w:rFonts w:ascii="Wingdings" w:hAnsi="Wingdings" w:hint="default"/>
+        <w:sz w:val="20"/>
+      </w:rPr>
+    </w:lvl>
+  </w:abstractNum>
+  <w:abstractNum w:abstractNumId="3" w15:restartNumberingAfterBreak="0">
+    <w:nsid w:val="6D1352B4"/>
+    <w:multiLevelType w:val="multilevel"/>
+    <w:tmpl w:val="0090E4C4"/>
     <w:lvl w:ilvl="0">
       <w:start w:val="1"/>
       <w:numFmt w:val="decimal"/>
@@ -15002,10 +15547,10 @@
       </w:pPr>
     </w:lvl>
   </w:abstractNum>
-  <w:abstractNum w:abstractNumId="3" w15:restartNumberingAfterBreak="0">
-    <w:nsid w:val="679D2CA8"/>
+  <w:abstractNum w:abstractNumId="4" w15:restartNumberingAfterBreak="0">
+    <w:nsid w:val="6D411D06"/>
     <w:multiLevelType w:val="multilevel"/>
-    <w:tmpl w:val="C900B0DE"/>
+    <w:tmpl w:val="4DBCBD56"/>
     <w:lvl w:ilvl="0">
       <w:start w:val="1"/>
       <w:numFmt w:val="bullet"/>
@@ -15151,10 +15696,10 @@
       </w:rPr>
     </w:lvl>
   </w:abstractNum>
-  <w:abstractNum w:abstractNumId="4" w15:restartNumberingAfterBreak="0">
-    <w:nsid w:val="77927CF0"/>
+  <w:abstractNum w:abstractNumId="5" w15:restartNumberingAfterBreak="0">
+    <w:nsid w:val="71FE7EDD"/>
     <w:multiLevelType w:val="multilevel"/>
-    <w:tmpl w:val="B8B21E3A"/>
+    <w:tmpl w:val="222EB92C"/>
     <w:lvl w:ilvl="0">
       <w:start w:val="1"/>
       <w:numFmt w:val="bullet"/>
@@ -15300,172 +15845,23 @@
       </w:rPr>
     </w:lvl>
   </w:abstractNum>
-  <w:abstractNum w:abstractNumId="5" w15:restartNumberingAfterBreak="0">
-    <w:nsid w:val="7CC90372"/>
-    <w:multiLevelType w:val="multilevel"/>
-    <w:tmpl w:val="C9C8864E"/>
-    <w:lvl w:ilvl="0">
-      <w:start w:val="1"/>
-      <w:numFmt w:val="bullet"/>
-      <w:lvlText w:val=""/>
-      <w:lvlJc w:val="left"/>
-      <w:pPr>
-        <w:tabs>
-          <w:tab w:val="num" w:pos="720"/>
-        </w:tabs>
-        <w:ind w:left="720" w:hanging="360"/>
-      </w:pPr>
-      <w:rPr>
-        <w:rFonts w:ascii="Symbol" w:hAnsi="Symbol" w:hint="default"/>
-        <w:sz w:val="20"/>
-      </w:rPr>
-    </w:lvl>
-    <w:lvl w:ilvl="1" w:tentative="1">
-      <w:start w:val="1"/>
-      <w:numFmt w:val="bullet"/>
-      <w:lvlText w:val="o"/>
-      <w:lvlJc w:val="left"/>
-      <w:pPr>
-        <w:tabs>
-          <w:tab w:val="num" w:pos="1440"/>
-        </w:tabs>
-        <w:ind w:left="1440" w:hanging="360"/>
-      </w:pPr>
-      <w:rPr>
-        <w:rFonts w:ascii="Courier New" w:hAnsi="Courier New" w:hint="default"/>
-        <w:sz w:val="20"/>
-      </w:rPr>
-    </w:lvl>
-    <w:lvl w:ilvl="2" w:tentative="1">
-      <w:start w:val="1"/>
-      <w:numFmt w:val="bullet"/>
-      <w:lvlText w:val=""/>
-      <w:lvlJc w:val="left"/>
-      <w:pPr>
-        <w:tabs>
-          <w:tab w:val="num" w:pos="2160"/>
-        </w:tabs>
-        <w:ind w:left="2160" w:hanging="360"/>
-      </w:pPr>
-      <w:rPr>
-        <w:rFonts w:ascii="Wingdings" w:hAnsi="Wingdings" w:hint="default"/>
-        <w:sz w:val="20"/>
-      </w:rPr>
-    </w:lvl>
-    <w:lvl w:ilvl="3" w:tentative="1">
-      <w:start w:val="1"/>
-      <w:numFmt w:val="bullet"/>
-      <w:lvlText w:val=""/>
-      <w:lvlJc w:val="left"/>
-      <w:pPr>
-        <w:tabs>
-          <w:tab w:val="num" w:pos="2880"/>
-        </w:tabs>
-        <w:ind w:left="2880" w:hanging="360"/>
-      </w:pPr>
-      <w:rPr>
-        <w:rFonts w:ascii="Wingdings" w:hAnsi="Wingdings" w:hint="default"/>
-        <w:sz w:val="20"/>
-      </w:rPr>
-    </w:lvl>
-    <w:lvl w:ilvl="4" w:tentative="1">
-      <w:start w:val="1"/>
-      <w:numFmt w:val="bullet"/>
-      <w:lvlText w:val=""/>
-      <w:lvlJc w:val="left"/>
-      <w:pPr>
-        <w:tabs>
-          <w:tab w:val="num" w:pos="3600"/>
-        </w:tabs>
-        <w:ind w:left="3600" w:hanging="360"/>
-      </w:pPr>
-      <w:rPr>
-        <w:rFonts w:ascii="Wingdings" w:hAnsi="Wingdings" w:hint="default"/>
-        <w:sz w:val="20"/>
-      </w:rPr>
-    </w:lvl>
-    <w:lvl w:ilvl="5" w:tentative="1">
-      <w:start w:val="1"/>
-      <w:numFmt w:val="bullet"/>
-      <w:lvlText w:val=""/>
-      <w:lvlJc w:val="left"/>
-      <w:pPr>
-        <w:tabs>
-          <w:tab w:val="num" w:pos="4320"/>
-        </w:tabs>
-        <w:ind w:left="4320" w:hanging="360"/>
-      </w:pPr>
-      <w:rPr>
-        <w:rFonts w:ascii="Wingdings" w:hAnsi="Wingdings" w:hint="default"/>
-        <w:sz w:val="20"/>
-      </w:rPr>
-    </w:lvl>
-    <w:lvl w:ilvl="6" w:tentative="1">
-      <w:start w:val="1"/>
-      <w:numFmt w:val="bullet"/>
-      <w:lvlText w:val=""/>
-      <w:lvlJc w:val="left"/>
-      <w:pPr>
-        <w:tabs>
-          <w:tab w:val="num" w:pos="5040"/>
-        </w:tabs>
-        <w:ind w:left="5040" w:hanging="360"/>
-      </w:pPr>
-      <w:rPr>
-        <w:rFonts w:ascii="Wingdings" w:hAnsi="Wingdings" w:hint="default"/>
-        <w:sz w:val="20"/>
-      </w:rPr>
-    </w:lvl>
-    <w:lvl w:ilvl="7" w:tentative="1">
-      <w:start w:val="1"/>
-      <w:numFmt w:val="bullet"/>
-      <w:lvlText w:val=""/>
-      <w:lvlJc w:val="left"/>
-      <w:pPr>
-        <w:tabs>
-          <w:tab w:val="num" w:pos="5760"/>
-        </w:tabs>
-        <w:ind w:left="5760" w:hanging="360"/>
-      </w:pPr>
-      <w:rPr>
-        <w:rFonts w:ascii="Wingdings" w:hAnsi="Wingdings" w:hint="default"/>
-        <w:sz w:val="20"/>
-      </w:rPr>
-    </w:lvl>
-    <w:lvl w:ilvl="8" w:tentative="1">
-      <w:start w:val="1"/>
-      <w:numFmt w:val="bullet"/>
-      <w:lvlText w:val=""/>
-      <w:lvlJc w:val="left"/>
-      <w:pPr>
-        <w:tabs>
-          <w:tab w:val="num" w:pos="6480"/>
-        </w:tabs>
-        <w:ind w:left="6480" w:hanging="360"/>
-      </w:pPr>
-      <w:rPr>
-        <w:rFonts w:ascii="Wingdings" w:hAnsi="Wingdings" w:hint="default"/>
-        <w:sz w:val="20"/>
-      </w:rPr>
-    </w:lvl>
-  </w:abstractNum>
-  <w:num w:numId="1" w16cid:durableId="399526020">
+  <w:num w:numId="1" w16cid:durableId="1126503331">
+    <w:abstractNumId w:val="5"/>
+  </w:num>
+  <w:num w:numId="2" w16cid:durableId="1670131034">
+    <w:abstractNumId w:val="3"/>
+  </w:num>
+  <w:num w:numId="3" w16cid:durableId="681780759">
+    <w:abstractNumId w:val="2"/>
+  </w:num>
+  <w:num w:numId="4" w16cid:durableId="215162174">
+    <w:abstractNumId w:val="4"/>
+  </w:num>
+  <w:num w:numId="5" w16cid:durableId="398284224">
     <w:abstractNumId w:val="0"/>
   </w:num>
-  <w:num w:numId="2" w16cid:durableId="1977835288">
-    <w:abstractNumId w:val="2"/>
-  </w:num>
-  <w:num w:numId="3" w16cid:durableId="2075152640">
-    <w:abstractNumId w:val="4"/>
-  </w:num>
-  <w:num w:numId="4" w16cid:durableId="1808010269">
+  <w:num w:numId="6" w16cid:durableId="853349725">
     <w:abstractNumId w:val="1"/>
-  </w:num>
-  <w:num w:numId="5" w16cid:durableId="1492984482">
-    <w:abstractNumId w:val="3"/>
-  </w:num>
-  <w:num w:numId="6" w16cid:durableId="2103065855">
-    <w:abstractNumId w:val="5"/>
   </w:num>
 </w:numbering>
 </file>
@@ -16076,6 +16472,13 @@
     <w:name w:val="chip"/>
     <w:basedOn w:val="Absatz-Standardschriftart"/>
   </w:style>
+  <w:style w:type="paragraph" w:customStyle="1" w:styleId="subnote">
+    <w:name w:val="subnote"/>
+    <w:basedOn w:val="Standard"/>
+    <w:pPr>
+      <w:spacing w:after="120"/>
+    </w:pPr>
+  </w:style>
   <w:style w:type="paragraph" w:styleId="Verzeichnis1">
     <w:name w:val="toc 1"/>
     <w:basedOn w:val="Standard"/>
@@ -16083,7 +16486,7 @@
     <w:autoRedefine/>
     <w:uiPriority w:val="39"/>
     <w:unhideWhenUsed/>
-    <w:rsid w:val="00FA3EEF"/>
+    <w:rsid w:val="005058C3"/>
     <w:pPr>
       <w:spacing w:after="100"/>
     </w:pPr>
@@ -16095,7 +16498,7 @@
     <w:autoRedefine/>
     <w:uiPriority w:val="39"/>
     <w:unhideWhenUsed/>
-    <w:rsid w:val="00FA3EEF"/>
+    <w:rsid w:val="005058C3"/>
     <w:pPr>
       <w:spacing w:after="100"/>
       <w:ind w:left="240"/>
@@ -16106,7 +16509,7 @@
     <w:hidden/>
     <w:uiPriority w:val="99"/>
     <w:semiHidden/>
-    <w:rsid w:val="00FA3EEF"/>
+    <w:rsid w:val="005058C3"/>
     <w:rPr>
       <w:rFonts w:eastAsiaTheme="minorEastAsia"/>
       <w:sz w:val="24"/>
